--- a/WebContent/docx/EWSR1(22q12.2)基因断裂报告.docx
+++ b/WebContent/docx/EWSR1(22q12.2)基因断裂报告.docx
@@ -1583,13 +1583,13 @@
           </w14:shadow>
         </w:rPr>
       </w:pPr>
-      <w:bookmarkStart w:id="0" w:name="_Toc32054"/>
-      <w:bookmarkStart w:id="1" w:name="_Toc13806"/>
-      <w:bookmarkStart w:id="2" w:name="_Toc21669"/>
-      <w:bookmarkStart w:id="3" w:name="_Toc24178_WPSOffice_Level1"/>
-      <w:bookmarkStart w:id="4" w:name="_Toc30143_WPSOffice_Level1"/>
-      <w:bookmarkStart w:id="5" w:name="_Toc21009_WPSOffice_Level1"/>
-      <w:bookmarkStart w:id="6" w:name="_Toc24397"/>
+      <w:bookmarkStart w:id="0" w:name="_Toc24397"/>
+      <w:bookmarkStart w:id="1" w:name="_Toc30143_WPSOffice_Level1"/>
+      <w:bookmarkStart w:id="2" w:name="_Toc24178_WPSOffice_Level1"/>
+      <w:bookmarkStart w:id="3" w:name="_Toc21009_WPSOffice_Level1"/>
+      <w:bookmarkStart w:id="4" w:name="_Toc21669"/>
+      <w:bookmarkStart w:id="5" w:name="_Toc13806"/>
+      <w:bookmarkStart w:id="6" w:name="_Toc32054"/>
       <w:bookmarkStart w:id="7" w:name="_Toc27500"/>
     </w:p>
     <w:p>
@@ -1954,19 +1954,7 @@
                 <w:szCs w:val="21"/>
                 <w:lang w:eastAsia="zh-CN"/>
               </w:rPr>
-              <w:t>{{ loca</w:t>
-            </w:r>
-            <w:bookmarkStart w:id="12" w:name="_GoBack"/>
-            <w:bookmarkEnd w:id="12"/>
-            <w:r>
-              <w:rPr>
-                <w:rFonts w:hint="eastAsia" w:ascii="Times New Roman" w:hAnsi="Times New Roman" w:eastAsia="微软雅黑" w:cs="Times New Roman"/>
-                <w:color w:val="000000"/>
-                <w:sz w:val="21"/>
-                <w:szCs w:val="21"/>
-                <w:lang w:eastAsia="zh-CN"/>
-              </w:rPr>
-              <w:t>tionname }}</w:t>
+              <w:t>{{ locationname }}</w:t>
             </w:r>
           </w:p>
         </w:tc>
@@ -4194,17 +4182,17 @@
         <w:ind w:firstLine="480" w:firstLineChars="300"/>
         <w:jc w:val="left"/>
         <w:rPr>
-          <w:rFonts w:hint="default" w:ascii="Times New Roman" w:hAnsi="Times New Roman" w:eastAsia="微软雅黑" w:cs="Times New Roman"/>
+          <w:rFonts w:hint="eastAsia" w:ascii="Times New Roman" w:hAnsi="Times New Roman" w:eastAsia="微软雅黑" w:cs="Times New Roman"/>
           <w:color w:val="000000"/>
           <w:kern w:val="0"/>
           <w:sz w:val="16"/>
           <w:szCs w:val="16"/>
+          <w:lang w:eastAsia="zh-CN"/>
         </w:rPr>
       </w:pPr>
     </w:p>
     <w:p>
       <w:pPr>
-        <w:ind w:firstLine="480" w:firstLineChars="300"/>
         <w:jc w:val="left"/>
         <w:rPr>
           <w:rFonts w:hint="default" w:ascii="Times New Roman" w:hAnsi="Times New Roman" w:eastAsia="微软雅黑" w:cs="Times New Roman"/>
@@ -4214,10 +4202,12 @@
           <w:szCs w:val="16"/>
         </w:rPr>
       </w:pPr>
+      <w:bookmarkStart w:id="12" w:name="_GoBack"/>
+      <w:bookmarkEnd w:id="12"/>
     </w:p>
     <w:p>
       <w:pPr>
-        <w:ind w:firstLine="480" w:firstLineChars="300"/>
+        <w:ind w:firstLine="660" w:firstLineChars="300"/>
         <w:jc w:val="left"/>
         <w:rPr>
           <w:rFonts w:hint="default" w:ascii="Times New Roman" w:hAnsi="Times New Roman" w:eastAsia="微软雅黑" w:cs="Times New Roman"/>
@@ -4227,11 +4217,76 @@
           <w:szCs w:val="16"/>
         </w:rPr>
       </w:pPr>
+      <w:r>
+        <w:rPr>
+          <w:rFonts w:hint="eastAsia" w:eastAsia="微软雅黑"/>
+          <w:lang w:eastAsia="zh-CN"/>
+        </w:rPr>
+        <w:drawing>
+          <wp:anchor distT="0" distB="0" distL="114300" distR="114300" simplePos="0" relativeHeight="251663360" behindDoc="0" locked="0" layoutInCell="1" allowOverlap="1">
+            <wp:simplePos x="0" y="0"/>
+            <wp:positionH relativeFrom="column">
+              <wp:posOffset>3488055</wp:posOffset>
+            </wp:positionH>
+            <wp:positionV relativeFrom="paragraph">
+              <wp:posOffset>97155</wp:posOffset>
+            </wp:positionV>
+            <wp:extent cx="495935" cy="280670"/>
+            <wp:effectExtent l="0" t="0" r="0" b="9525"/>
+            <wp:wrapNone/>
+            <wp:docPr id="7" name="图片 7" descr="王建丽"/>
+            <wp:cNvGraphicFramePr>
+              <a:graphicFrameLocks xmlns:a="http://schemas.openxmlformats.org/drawingml/2006/main" noChangeAspect="1"/>
+            </wp:cNvGraphicFramePr>
+            <a:graphic xmlns:a="http://schemas.openxmlformats.org/drawingml/2006/main">
+              <a:graphicData uri="http://schemas.openxmlformats.org/drawingml/2006/picture">
+                <pic:pic xmlns:pic="http://schemas.openxmlformats.org/drawingml/2006/picture">
+                  <pic:nvPicPr>
+                    <pic:cNvPr id="7" name="图片 7" descr="王建丽"/>
+                    <pic:cNvPicPr>
+                      <a:picLocks noChangeAspect="1"/>
+                    </pic:cNvPicPr>
+                  </pic:nvPicPr>
+                  <pic:blipFill>
+                    <a:blip r:embed="rId9">
+                      <a:clrChange>
+                        <a:clrFrom>
+                          <a:srgbClr val="FFFFFF">
+                            <a:alpha val="100000"/>
+                          </a:srgbClr>
+                        </a:clrFrom>
+                        <a:clrTo>
+                          <a:srgbClr val="FFFFFF">
+                            <a:alpha val="100000"/>
+                            <a:alpha val="0"/>
+                          </a:srgbClr>
+                        </a:clrTo>
+                      </a:clrChange>
+                    </a:blip>
+                    <a:stretch>
+                      <a:fillRect/>
+                    </a:stretch>
+                  </pic:blipFill>
+                  <pic:spPr>
+                    <a:xfrm>
+                      <a:off x="0" y="0"/>
+                      <a:ext cx="495935" cy="280670"/>
+                    </a:xfrm>
+                    <a:prstGeom prst="rect">
+                      <a:avLst/>
+                    </a:prstGeom>
+                  </pic:spPr>
+                </pic:pic>
+              </a:graphicData>
+            </a:graphic>
+          </wp:anchor>
+        </w:drawing>
+      </w:r>
     </w:p>
     <w:tbl>
       <w:tblPr>
         <w:tblStyle w:val="53"/>
-        <w:tblW w:w="9487" w:type="dxa"/>
+        <w:tblW w:w="9638" w:type="dxa"/>
         <w:jc w:val="center"/>
         <w:tblCaption w:val="tb_sign"/>
         <w:tblDescription w:val=""/>
@@ -4253,12 +4308,12 @@
         </w:tblCellMar>
       </w:tblPr>
       <w:tblGrid>
-        <w:gridCol w:w="993"/>
-        <w:gridCol w:w="1974"/>
-        <w:gridCol w:w="923"/>
-        <w:gridCol w:w="1593"/>
-        <w:gridCol w:w="1321"/>
-        <w:gridCol w:w="2683"/>
+        <w:gridCol w:w="1009"/>
+        <w:gridCol w:w="2005"/>
+        <w:gridCol w:w="938"/>
+        <w:gridCol w:w="2321"/>
+        <w:gridCol w:w="1044"/>
+        <w:gridCol w:w="2321"/>
       </w:tblGrid>
       <w:tr>
         <w:tblPrEx>
@@ -4284,7 +4339,7 @@
         </w:trPr>
         <w:tc>
           <w:tcPr>
-            <w:tcW w:w="993" w:type="dxa"/>
+            <w:tcW w:w="1009" w:type="dxa"/>
             <w:shd w:val="clear" w:color="auto" w:fill="FFFFFF"/>
             <w:vAlign w:val="center"/>
           </w:tcPr>
@@ -4395,7 +4450,7 @@
         </w:tc>
         <w:tc>
           <w:tcPr>
-            <w:tcW w:w="1974" w:type="dxa"/>
+            <w:tcW w:w="2005" w:type="dxa"/>
             <w:shd w:val="clear" w:color="auto" w:fill="FFFFFF"/>
             <w:vAlign w:val="center"/>
           </w:tcPr>
@@ -4443,37 +4498,7 @@
         </w:tc>
         <w:tc>
           <w:tcPr>
-            <w:tcW w:w="923" w:type="dxa"/>
-            <w:shd w:val="clear" w:color="auto" w:fill="FFFFFF"/>
-            <w:vAlign w:val="center"/>
-          </w:tcPr>
-          <w:p>
-            <w:pPr>
-              <w:jc w:val="left"/>
-              <w:rPr>
-                <w:rFonts w:hint="default" w:ascii="Times New Roman" w:hAnsi="Times New Roman" w:eastAsia="微软雅黑" w:cs="Times New Roman"/>
-                <w:b/>
-                <w:kern w:val="0"/>
-                <w:sz w:val="18"/>
-                <w:szCs w:val="18"/>
-              </w:rPr>
-            </w:pPr>
-            <w:r>
-              <w:rPr>
-                <w:rFonts w:hint="default" w:ascii="Times New Roman" w:hAnsi="Times New Roman" w:eastAsia="微软雅黑" w:cs="Times New Roman"/>
-                <w:b/>
-                <w:color w:val="000000"/>
-                <w:kern w:val="0"/>
-                <w:sz w:val="18"/>
-                <w:szCs w:val="18"/>
-              </w:rPr>
-              <w:t>审核人：</w:t>
-            </w:r>
-          </w:p>
-        </w:tc>
-        <w:tc>
-          <w:tcPr>
-            <w:tcW w:w="1593" w:type="dxa"/>
+            <w:tcW w:w="938" w:type="dxa"/>
             <w:shd w:val="clear" w:color="auto" w:fill="FFFFFF"/>
             <w:vAlign w:val="center"/>
           </w:tcPr>
@@ -4498,13 +4523,54 @@
                 <w:szCs w:val="18"/>
                 <w:lang w:val="en-US" w:eastAsia="zh-CN"/>
               </w:rPr>
-              <w:t>{{EWSR1Info.auditor}}</w:t>
+              <w:t>复核</w:t>
+            </w:r>
+            <w:r>
+              <w:rPr>
+                <w:rFonts w:hint="default" w:ascii="Times New Roman" w:hAnsi="Times New Roman" w:eastAsia="微软雅黑" w:cs="Times New Roman"/>
+                <w:b/>
+                <w:color w:val="000000"/>
+                <w:kern w:val="0"/>
+                <w:sz w:val="18"/>
+                <w:szCs w:val="18"/>
+              </w:rPr>
+              <w:t>人：</w:t>
             </w:r>
           </w:p>
         </w:tc>
         <w:tc>
           <w:tcPr>
-            <w:tcW w:w="1321" w:type="dxa"/>
+            <w:tcW w:w="2321" w:type="dxa"/>
+            <w:shd w:val="clear" w:color="auto" w:fill="FFFFFF"/>
+            <w:vAlign w:val="center"/>
+          </w:tcPr>
+          <w:p>
+            <w:pPr>
+              <w:jc w:val="left"/>
+              <w:rPr>
+                <w:rFonts w:hint="default" w:ascii="Times New Roman" w:hAnsi="Times New Roman" w:eastAsia="微软雅黑" w:cs="Times New Roman"/>
+                <w:b/>
+                <w:kern w:val="0"/>
+                <w:sz w:val="18"/>
+                <w:szCs w:val="18"/>
+              </w:rPr>
+            </w:pPr>
+            <w:r>
+              <w:rPr>
+                <w:rFonts w:hint="eastAsia" w:eastAsia="微软雅黑"/>
+                <w:b/>
+                <w:bCs/>
+                <w:sz w:val="18"/>
+                <w:szCs w:val="18"/>
+                <w:lang w:eastAsia="zh-CN"/>
+              </w:rPr>
+              <w:t>临检所复核人，</w:t>
+            </w:r>
+          </w:p>
+        </w:tc>
+        <w:tc>
+          <w:tcPr>
+            <w:tcW w:w="1044" w:type="dxa"/>
             <w:shd w:val="clear" w:color="auto" w:fill="FFFFFF"/>
             <w:vAlign w:val="center"/>
           </w:tcPr>
@@ -4533,7 +4599,7 @@
         </w:tc>
         <w:tc>
           <w:tcPr>
-            <w:tcW w:w="2683" w:type="dxa"/>
+            <w:tcW w:w="2321" w:type="dxa"/>
             <w:shd w:val="clear" w:color="auto" w:fill="FFFFFF"/>
             <w:vAlign w:val="center"/>
           </w:tcPr>
@@ -4599,7 +4665,6 @@
       <w:footerReference r:id="rId7" w:type="default"/>
       <w:pgSz w:w="11906" w:h="16838"/>
       <w:pgMar w:top="850" w:right="850" w:bottom="850" w:left="850" w:header="283" w:footer="397" w:gutter="0"/>
-      <w:paperSrc/>
       <w:pgNumType w:fmt="decimal" w:start="1"/>
       <w:cols w:space="0" w:num="1"/>
       <w:rtlGutter w:val="0"/>

--- a/WebContent/docx/EWSR1(22q12.2)基因断裂报告.docx
+++ b/WebContent/docx/EWSR1(22q12.2)基因断裂报告.docx
@@ -1583,14 +1583,14 @@
           </w14:shadow>
         </w:rPr>
       </w:pPr>
-      <w:bookmarkStart w:id="0" w:name="_Toc24397"/>
-      <w:bookmarkStart w:id="1" w:name="_Toc30143_WPSOffice_Level1"/>
-      <w:bookmarkStart w:id="2" w:name="_Toc24178_WPSOffice_Level1"/>
-      <w:bookmarkStart w:id="3" w:name="_Toc21009_WPSOffice_Level1"/>
-      <w:bookmarkStart w:id="4" w:name="_Toc21669"/>
-      <w:bookmarkStart w:id="5" w:name="_Toc13806"/>
-      <w:bookmarkStart w:id="6" w:name="_Toc32054"/>
-      <w:bookmarkStart w:id="7" w:name="_Toc27500"/>
+      <w:bookmarkStart w:id="0" w:name="_Toc24178_WPSOffice_Level1"/>
+      <w:bookmarkStart w:id="1" w:name="_Toc24397"/>
+      <w:bookmarkStart w:id="2" w:name="_Toc30143_WPSOffice_Level1"/>
+      <w:bookmarkStart w:id="3" w:name="_Toc13806"/>
+      <w:bookmarkStart w:id="4" w:name="_Toc32054"/>
+      <w:bookmarkStart w:id="5" w:name="_Toc21009_WPSOffice_Level1"/>
+      <w:bookmarkStart w:id="6" w:name="_Toc27500"/>
+      <w:bookmarkStart w:id="7" w:name="_Toc21669"/>
     </w:p>
     <w:p>
       <w:pPr>
@@ -3233,6 +3233,8 @@
         <w:t>检测图谱</w:t>
       </w:r>
       <w:bookmarkEnd w:id="10"/>
+      <w:bookmarkStart w:id="12" w:name="_GoBack"/>
+      <w:bookmarkEnd w:id="12"/>
     </w:p>
     <w:tbl>
       <w:tblPr>
@@ -4202,8 +4204,6 @@
           <w:szCs w:val="16"/>
         </w:rPr>
       </w:pPr>
-      <w:bookmarkStart w:id="12" w:name="_GoBack"/>
-      <w:bookmarkEnd w:id="12"/>
     </w:p>
     <w:p>
       <w:pPr>
@@ -4226,10 +4226,10 @@
           <wp:anchor distT="0" distB="0" distL="114300" distR="114300" simplePos="0" relativeHeight="251663360" behindDoc="0" locked="0" layoutInCell="1" allowOverlap="1">
             <wp:simplePos x="0" y="0"/>
             <wp:positionH relativeFrom="column">
-              <wp:posOffset>3488055</wp:posOffset>
+              <wp:posOffset>2703195</wp:posOffset>
             </wp:positionH>
             <wp:positionV relativeFrom="paragraph">
-              <wp:posOffset>97155</wp:posOffset>
+              <wp:posOffset>89535</wp:posOffset>
             </wp:positionV>
             <wp:extent cx="495935" cy="280670"/>
             <wp:effectExtent l="0" t="0" r="0" b="9525"/>
@@ -4555,17 +4555,6 @@
                 <w:szCs w:val="18"/>
               </w:rPr>
             </w:pPr>
-            <w:r>
-              <w:rPr>
-                <w:rFonts w:hint="eastAsia" w:eastAsia="微软雅黑"/>
-                <w:b/>
-                <w:bCs/>
-                <w:sz w:val="18"/>
-                <w:szCs w:val="18"/>
-                <w:lang w:eastAsia="zh-CN"/>
-              </w:rPr>
-              <w:t>临检所复核人，</w:t>
-            </w:r>
           </w:p>
         </w:tc>
         <w:tc>

--- a/WebContent/docx/EWSR1(22q12.2)基因断裂报告.docx
+++ b/WebContent/docx/EWSR1(22q12.2)基因断裂报告.docx
@@ -1583,14 +1583,14 @@
           </w14:shadow>
         </w:rPr>
       </w:pPr>
-      <w:bookmarkStart w:id="0" w:name="_Toc24178_WPSOffice_Level1"/>
-      <w:bookmarkStart w:id="1" w:name="_Toc24397"/>
-      <w:bookmarkStart w:id="2" w:name="_Toc30143_WPSOffice_Level1"/>
-      <w:bookmarkStart w:id="3" w:name="_Toc13806"/>
-      <w:bookmarkStart w:id="4" w:name="_Toc32054"/>
-      <w:bookmarkStart w:id="5" w:name="_Toc21009_WPSOffice_Level1"/>
+      <w:bookmarkStart w:id="0" w:name="_Toc13806"/>
+      <w:bookmarkStart w:id="1" w:name="_Toc21669"/>
+      <w:bookmarkStart w:id="2" w:name="_Toc21009_WPSOffice_Level1"/>
+      <w:bookmarkStart w:id="3" w:name="_Toc24397"/>
+      <w:bookmarkStart w:id="4" w:name="_Toc24178_WPSOffice_Level1"/>
+      <w:bookmarkStart w:id="5" w:name="_Toc32054"/>
       <w:bookmarkStart w:id="6" w:name="_Toc27500"/>
-      <w:bookmarkStart w:id="7" w:name="_Toc21669"/>
+      <w:bookmarkStart w:id="7" w:name="_Toc30143_WPSOffice_Level1"/>
     </w:p>
     <w:p>
       <w:pPr>
@@ -3233,8 +3233,6 @@
         <w:t>检测图谱</w:t>
       </w:r>
       <w:bookmarkEnd w:id="10"/>
-      <w:bookmarkStart w:id="12" w:name="_GoBack"/>
-      <w:bookmarkEnd w:id="12"/>
     </w:p>
     <w:tbl>
       <w:tblPr>
@@ -4207,7 +4205,7 @@
     </w:p>
     <w:p>
       <w:pPr>
-        <w:ind w:firstLine="660" w:firstLineChars="300"/>
+        <w:ind w:firstLine="480" w:firstLineChars="300"/>
         <w:jc w:val="left"/>
         <w:rPr>
           <w:rFonts w:hint="default" w:ascii="Times New Roman" w:hAnsi="Times New Roman" w:eastAsia="微软雅黑" w:cs="Times New Roman"/>
@@ -4217,71 +4215,6 @@
           <w:szCs w:val="16"/>
         </w:rPr>
       </w:pPr>
-      <w:r>
-        <w:rPr>
-          <w:rFonts w:hint="eastAsia" w:eastAsia="微软雅黑"/>
-          <w:lang w:eastAsia="zh-CN"/>
-        </w:rPr>
-        <w:drawing>
-          <wp:anchor distT="0" distB="0" distL="114300" distR="114300" simplePos="0" relativeHeight="251663360" behindDoc="0" locked="0" layoutInCell="1" allowOverlap="1">
-            <wp:simplePos x="0" y="0"/>
-            <wp:positionH relativeFrom="column">
-              <wp:posOffset>2703195</wp:posOffset>
-            </wp:positionH>
-            <wp:positionV relativeFrom="paragraph">
-              <wp:posOffset>89535</wp:posOffset>
-            </wp:positionV>
-            <wp:extent cx="495935" cy="280670"/>
-            <wp:effectExtent l="0" t="0" r="0" b="9525"/>
-            <wp:wrapNone/>
-            <wp:docPr id="7" name="图片 7" descr="王建丽"/>
-            <wp:cNvGraphicFramePr>
-              <a:graphicFrameLocks xmlns:a="http://schemas.openxmlformats.org/drawingml/2006/main" noChangeAspect="1"/>
-            </wp:cNvGraphicFramePr>
-            <a:graphic xmlns:a="http://schemas.openxmlformats.org/drawingml/2006/main">
-              <a:graphicData uri="http://schemas.openxmlformats.org/drawingml/2006/picture">
-                <pic:pic xmlns:pic="http://schemas.openxmlformats.org/drawingml/2006/picture">
-                  <pic:nvPicPr>
-                    <pic:cNvPr id="7" name="图片 7" descr="王建丽"/>
-                    <pic:cNvPicPr>
-                      <a:picLocks noChangeAspect="1"/>
-                    </pic:cNvPicPr>
-                  </pic:nvPicPr>
-                  <pic:blipFill>
-                    <a:blip r:embed="rId9">
-                      <a:clrChange>
-                        <a:clrFrom>
-                          <a:srgbClr val="FFFFFF">
-                            <a:alpha val="100000"/>
-                          </a:srgbClr>
-                        </a:clrFrom>
-                        <a:clrTo>
-                          <a:srgbClr val="FFFFFF">
-                            <a:alpha val="100000"/>
-                            <a:alpha val="0"/>
-                          </a:srgbClr>
-                        </a:clrTo>
-                      </a:clrChange>
-                    </a:blip>
-                    <a:stretch>
-                      <a:fillRect/>
-                    </a:stretch>
-                  </pic:blipFill>
-                  <pic:spPr>
-                    <a:xfrm>
-                      <a:off x="0" y="0"/>
-                      <a:ext cx="495935" cy="280670"/>
-                    </a:xfrm>
-                    <a:prstGeom prst="rect">
-                      <a:avLst/>
-                    </a:prstGeom>
-                  </pic:spPr>
-                </pic:pic>
-              </a:graphicData>
-            </a:graphic>
-          </wp:anchor>
-        </w:drawing>
-      </w:r>
     </w:p>
     <w:tbl>
       <w:tblPr>
@@ -4325,7 +4258,6 @@
             <w:insideH w:val="none" w:color="FFFFFF" w:sz="0" w:space="0"/>
             <w:insideV w:val="none" w:color="FFFFFF" w:sz="0" w:space="0"/>
           </w:tblBorders>
-          <w:shd w:val="clear" w:color="auto" w:fill="FFFFFF"/>
           <w:tblCellMar>
             <w:top w:w="0" w:type="dxa"/>
             <w:left w:w="108" w:type="dxa"/>
@@ -4340,7 +4272,7 @@
         <w:tc>
           <w:tcPr>
             <w:tcW w:w="1009" w:type="dxa"/>
-            <w:shd w:val="clear" w:color="auto" w:fill="FFFFFF"/>
+            <w:shd w:val="clear" w:color="auto" w:fill="auto"/>
             <w:vAlign w:val="center"/>
           </w:tcPr>
           <w:p>
@@ -4435,23 +4367,12 @@
                 </mc:Fallback>
               </mc:AlternateContent>
             </w:r>
-            <w:r>
-              <w:rPr>
-                <w:rFonts w:hint="default" w:ascii="Times New Roman" w:hAnsi="Times New Roman" w:eastAsia="微软雅黑" w:cs="Times New Roman"/>
-                <w:b/>
-                <w:color w:val="000000"/>
-                <w:kern w:val="0"/>
-                <w:sz w:val="18"/>
-                <w:szCs w:val="18"/>
-              </w:rPr>
-              <w:t>检测人：</w:t>
-            </w:r>
           </w:p>
         </w:tc>
         <w:tc>
           <w:tcPr>
             <w:tcW w:w="2005" w:type="dxa"/>
-            <w:shd w:val="clear" w:color="auto" w:fill="FFFFFF"/>
+            <w:shd w:val="clear" w:color="auto" w:fill="auto"/>
             <w:vAlign w:val="center"/>
           </w:tcPr>
           <w:p>
@@ -4482,24 +4403,12 @@
                 <w:lang w:val="en-US" w:eastAsia="zh-CN"/>
               </w:rPr>
             </w:pPr>
-            <w:r>
-              <w:rPr>
-                <w:rFonts w:hint="eastAsia" w:ascii="Times New Roman" w:hAnsi="Times New Roman" w:eastAsia="微软雅黑" w:cs="Times New Roman"/>
-                <w:b/>
-                <w:color w:val="000000"/>
-                <w:kern w:val="0"/>
-                <w:sz w:val="18"/>
-                <w:szCs w:val="18"/>
-                <w:lang w:val="en-US" w:eastAsia="zh-CN"/>
-              </w:rPr>
-              <w:t>{{EWSR1Info.examiner}}</w:t>
-            </w:r>
           </w:p>
         </w:tc>
         <w:tc>
           <w:tcPr>
             <w:tcW w:w="938" w:type="dxa"/>
-            <w:shd w:val="clear" w:color="auto" w:fill="FFFFFF"/>
+            <w:shd w:val="clear" w:color="auto" w:fill="auto"/>
             <w:vAlign w:val="center"/>
           </w:tcPr>
           <w:p>
@@ -4513,35 +4422,12 @@
                 <w:szCs w:val="18"/>
               </w:rPr>
             </w:pPr>
-            <w:r>
-              <w:rPr>
-                <w:rFonts w:hint="eastAsia" w:ascii="Times New Roman" w:hAnsi="Times New Roman" w:eastAsia="微软雅黑" w:cs="Times New Roman"/>
-                <w:b/>
-                <w:color w:val="000000"/>
-                <w:kern w:val="0"/>
-                <w:sz w:val="18"/>
-                <w:szCs w:val="18"/>
-                <w:lang w:val="en-US" w:eastAsia="zh-CN"/>
-              </w:rPr>
-              <w:t>复核</w:t>
-            </w:r>
-            <w:r>
-              <w:rPr>
-                <w:rFonts w:hint="default" w:ascii="Times New Roman" w:hAnsi="Times New Roman" w:eastAsia="微软雅黑" w:cs="Times New Roman"/>
-                <w:b/>
-                <w:color w:val="000000"/>
-                <w:kern w:val="0"/>
-                <w:sz w:val="18"/>
-                <w:szCs w:val="18"/>
-              </w:rPr>
-              <w:t>人：</w:t>
-            </w:r>
           </w:p>
         </w:tc>
         <w:tc>
           <w:tcPr>
             <w:tcW w:w="2321" w:type="dxa"/>
-            <w:shd w:val="clear" w:color="auto" w:fill="FFFFFF"/>
+            <w:shd w:val="clear" w:color="auto" w:fill="auto"/>
             <w:vAlign w:val="center"/>
           </w:tcPr>
           <w:p>
@@ -4560,7 +4446,7 @@
         <w:tc>
           <w:tcPr>
             <w:tcW w:w="1044" w:type="dxa"/>
-            <w:shd w:val="clear" w:color="auto" w:fill="FFFFFF"/>
+            <w:shd w:val="clear" w:color="auto" w:fill="auto"/>
             <w:vAlign w:val="center"/>
           </w:tcPr>
           <w:p>
@@ -4574,22 +4460,12 @@
                 <w:szCs w:val="18"/>
               </w:rPr>
             </w:pPr>
-            <w:r>
-              <w:rPr>
-                <w:rFonts w:hint="default" w:ascii="Times New Roman" w:hAnsi="Times New Roman" w:eastAsia="微软雅黑" w:cs="Times New Roman"/>
-                <w:b/>
-                <w:kern w:val="0"/>
-                <w:sz w:val="18"/>
-                <w:szCs w:val="18"/>
-              </w:rPr>
-              <w:t>报告日期：</w:t>
-            </w:r>
           </w:p>
         </w:tc>
         <w:tc>
           <w:tcPr>
             <w:tcW w:w="2321" w:type="dxa"/>
-            <w:shd w:val="clear" w:color="auto" w:fill="FFFFFF"/>
+            <w:shd w:val="clear" w:color="auto" w:fill="auto"/>
             <w:vAlign w:val="center"/>
           </w:tcPr>
           <w:p>
@@ -4601,17 +4477,6 @@
                 <w:lang w:val="en-US" w:eastAsia="zh-CN"/>
               </w:rPr>
             </w:pPr>
-            <w:r>
-              <w:rPr>
-                <w:rFonts w:hint="eastAsia" w:ascii="Times New Roman" w:hAnsi="Times New Roman" w:eastAsia="微软雅黑" w:cs="Times New Roman"/>
-                <w:b/>
-                <w:kern w:val="0"/>
-                <w:sz w:val="18"/>
-                <w:szCs w:val="18"/>
-                <w:lang w:val="en-US" w:eastAsia="zh-CN"/>
-              </w:rPr>
-              <w:t>{{reportdate2}}</w:t>
-            </w:r>
           </w:p>
         </w:tc>
       </w:tr>

--- a/WebContent/docx/EWSR1(22q12.2)基因断裂报告.docx
+++ b/WebContent/docx/EWSR1(22q12.2)基因断裂报告.docx
@@ -286,92 +286,6 @@
                 <w:sz w:val="30"/>
                 <w:lang w:eastAsia="zh-CN"/>
               </w:rPr>
-              <w:t>委托日期：</w:t>
-            </w:r>
-          </w:p>
-        </w:tc>
-        <w:tc>
-          <w:tcPr>
-            <w:tcW w:w="4471" w:type="dxa"/>
-            <w:tcBorders>
-              <w:top w:val="single" w:color="auto" w:sz="4" w:space="0"/>
-              <w:left w:val="nil"/>
-              <w:bottom w:val="single" w:color="auto" w:sz="4" w:space="0"/>
-              <w:right w:val="nil"/>
-            </w:tcBorders>
-            <w:vAlign w:val="bottom"/>
-          </w:tcPr>
-          <w:p>
-            <w:pPr>
-              <w:pStyle w:val="6"/>
-              <w:jc w:val="center"/>
-              <w:rPr>
-                <w:rFonts w:hint="default" w:ascii="Times New Roman" w:hAnsi="Times New Roman" w:cs="Times New Roman"/>
-                <w:sz w:val="30"/>
-                <w:szCs w:val="30"/>
-                <w:lang w:eastAsia="zh-CN"/>
-              </w:rPr>
-            </w:pPr>
-            <w:r>
-              <w:rPr>
-                <w:rFonts w:hint="default" w:ascii="Times New Roman" w:hAnsi="Times New Roman" w:eastAsia="微软雅黑" w:cs="Times New Roman"/>
-                <w:sz w:val="30"/>
-                <w:szCs w:val="30"/>
-                <w:lang w:eastAsia="zh-CN"/>
-              </w:rPr>
-              <w:t>{{ commission_date }}</w:t>
-            </w:r>
-          </w:p>
-        </w:tc>
-      </w:tr>
-      <w:tr>
-        <w:tblPrEx>
-          <w:tblBorders>
-            <w:top w:val="single" w:color="auto" w:sz="4" w:space="0"/>
-            <w:left w:val="single" w:color="auto" w:sz="4" w:space="0"/>
-            <w:bottom w:val="single" w:color="auto" w:sz="4" w:space="0"/>
-            <w:right w:val="single" w:color="auto" w:sz="4" w:space="0"/>
-            <w:insideH w:val="single" w:color="auto" w:sz="4" w:space="0"/>
-            <w:insideV w:val="single" w:color="auto" w:sz="4" w:space="0"/>
-          </w:tblBorders>
-          <w:tblCellMar>
-            <w:top w:w="0" w:type="dxa"/>
-            <w:left w:w="108" w:type="dxa"/>
-            <w:bottom w:w="0" w:type="dxa"/>
-            <w:right w:w="108" w:type="dxa"/>
-          </w:tblCellMar>
-        </w:tblPrEx>
-        <w:trPr>
-          <w:trHeight w:val="667" w:hRule="atLeast"/>
-          <w:jc w:val="center"/>
-        </w:trPr>
-        <w:tc>
-          <w:tcPr>
-            <w:tcW w:w="2124" w:type="dxa"/>
-            <w:tcBorders>
-              <w:top w:val="nil"/>
-              <w:left w:val="nil"/>
-              <w:bottom w:val="nil"/>
-              <w:right w:val="nil"/>
-            </w:tcBorders>
-            <w:vAlign w:val="bottom"/>
-          </w:tcPr>
-          <w:p>
-            <w:pPr>
-              <w:pStyle w:val="6"/>
-              <w:jc w:val="right"/>
-              <w:rPr>
-                <w:rFonts w:ascii="黑体"/>
-                <w:sz w:val="48"/>
-                <w:lang w:eastAsia="zh-CN"/>
-              </w:rPr>
-            </w:pPr>
-            <w:r>
-              <w:rPr>
-                <w:rFonts w:hint="eastAsia" w:ascii="微软雅黑" w:eastAsia="微软雅黑"/>
-                <w:sz w:val="30"/>
-                <w:lang w:eastAsia="zh-CN"/>
-              </w:rPr>
               <w:t>样本编号：</w:t>
             </w:r>
           </w:p>
@@ -504,7 +418,7 @@
           <w:rFonts w:hint="eastAsia" w:ascii="Times New Roman" w:hAnsi="Times New Roman" w:eastAsia="黑体" w:cs="Times New Roman"/>
           <w:b w:val="0"/>
           <w:bCs w:val="0"/>
-          <w:color w:val="548235" w:themeColor="accent6" w:themeShade="BF"/>
+          <w:color w:val="0083C3"/>
           <w:sz w:val="72"/>
           <w:szCs w:val="72"/>
           <w:highlight w:val="none"/>
@@ -516,7 +430,7 @@
           <w:rFonts w:hint="eastAsia" w:ascii="Times New Roman" w:hAnsi="Times New Roman" w:eastAsia="黑体" w:cs="Times New Roman"/>
           <w:b w:val="0"/>
           <w:bCs w:val="0"/>
-          <w:color w:val="548235" w:themeColor="accent6" w:themeShade="BF"/>
+          <w:color w:val="0083C3"/>
           <w:sz w:val="72"/>
           <w:szCs w:val="72"/>
           <w:highlight w:val="none"/>
@@ -544,7 +458,7 @@
           <w:rFonts w:hint="default" w:ascii="Times New Roman" w:hAnsi="Times New Roman" w:eastAsia="黑体" w:cs="Times New Roman"/>
           <w:b w:val="0"/>
           <w:bCs w:val="0"/>
-          <w:color w:val="548235" w:themeColor="accent6" w:themeShade="BF"/>
+          <w:color w:val="0083C3"/>
           <w:sz w:val="72"/>
           <w:szCs w:val="72"/>
           <w:highlight w:val="none"/>
@@ -638,7 +552,7 @@
         <w:rPr>
           <w:rFonts w:hint="default" w:ascii="Times New Roman" w:hAnsi="Times New Roman" w:eastAsia="微软雅黑" w:cs="Times New Roman"/>
           <w:b/>
-          <w:color w:val="5B9BD5" w:themeColor="accent1"/>
+          <w:color w:val="0083C3"/>
           <w:sz w:val="52"/>
           <w:szCs w:val="52"/>
           <w:lang w:eastAsia="zh-CN"/>
@@ -651,11 +565,6 @@
             </w14:schemeClr>
           </w14:shadow>
           <w14:reflection w14:blurRad="0" w14:stA="0" w14:stPos="0" w14:endA="0" w14:endPos="0" w14:dist="0" w14:dir="0" w14:fadeDir="0" w14:sx="0" w14:sy="0" w14:kx="0" w14:ky="0" w14:algn="none"/>
-          <w14:textFill>
-            <w14:solidFill>
-              <w14:schemeClr w14:val="accent1"/>
-            </w14:solidFill>
-          </w14:textFill>
           <w14:props3d w14:extrusionH="0" w14:contourW="0" w14:prstMaterial="clear"/>
         </w:rPr>
       </w:pPr>
@@ -663,7 +572,7 @@
         <w:rPr>
           <w:rFonts w:hint="default" w:ascii="Times New Roman" w:hAnsi="Times New Roman" w:eastAsia="微软雅黑" w:cs="Times New Roman"/>
           <w:b/>
-          <w:color w:val="62B541"/>
+          <w:color w:val="0083C3"/>
           <w:sz w:val="48"/>
           <w:szCs w:val="48"/>
           <w:lang w:val="en-US" w:eastAsia="zh-CN"/>
@@ -684,7 +593,7 @@
         <w:rPr>
           <w:rFonts w:hint="eastAsia" w:ascii="Times New Roman" w:hAnsi="Times New Roman" w:eastAsia="微软雅黑" w:cs="Times New Roman"/>
           <w:b/>
-          <w:color w:val="62B541"/>
+          <w:color w:val="0083C3"/>
           <w:sz w:val="48"/>
           <w:szCs w:val="48"/>
           <w:lang w:val="en-US" w:eastAsia="zh-CN"/>
@@ -705,7 +614,7 @@
         <w:rPr>
           <w:rFonts w:hint="default" w:ascii="Times New Roman" w:hAnsi="Times New Roman" w:eastAsia="微软雅黑" w:cs="Times New Roman"/>
           <w:b/>
-          <w:color w:val="62B541"/>
+          <w:color w:val="0083C3"/>
           <w:sz w:val="56"/>
           <w:szCs w:val="56"/>
           <w:lang w:val="en-US" w:eastAsia="zh-CN"/>
@@ -875,19 +784,20 @@
               <w:rFonts w:hint="default" w:ascii="Times New Roman" w:hAnsi="Times New Roman" w:eastAsia="微软雅黑" w:cs="微软雅黑"/>
               <w:b/>
               <w:bCs/>
-              <w:color w:val="62B541"/>
+              <w:color w:val="0083C3"/>
               <w:sz w:val="32"/>
               <w:szCs w:val="32"/>
               <w:lang w:val="en-US" w:eastAsia="zh-CN" w:bidi="ar-SA"/>
             </w:rPr>
           </w:pPr>
+          <w:bookmarkStart w:id="12" w:name="_GoBack"/>
           <w:r>
             <w:rPr>
               <w:rStyle w:val="19"/>
               <w:rFonts w:hint="default" w:ascii="Times New Roman" w:hAnsi="Times New Roman" w:eastAsia="微软雅黑" w:cs="微软雅黑"/>
               <w:b/>
               <w:bCs/>
-              <w:color w:val="62B541"/>
+              <w:color w:val="0083C3"/>
               <w:sz w:val="32"/>
               <w:szCs w:val="32"/>
               <w:lang w:val="en-US" w:eastAsia="zh-CN" w:bidi="ar-SA"/>
@@ -900,7 +810,7 @@
               <w:rFonts w:hint="default" w:ascii="Times New Roman" w:hAnsi="Times New Roman" w:eastAsia="微软雅黑" w:cs="微软雅黑"/>
               <w:b/>
               <w:bCs/>
-              <w:color w:val="62B541"/>
+              <w:color w:val="0083C3"/>
               <w:sz w:val="32"/>
               <w:szCs w:val="32"/>
               <w:lang w:val="en-US" w:eastAsia="zh-CN" w:bidi="ar-SA"/>
@@ -913,7 +823,7 @@
               <w:rFonts w:hint="default" w:ascii="Times New Roman" w:hAnsi="Times New Roman" w:eastAsia="微软雅黑" w:cs="微软雅黑"/>
               <w:b/>
               <w:bCs/>
-              <w:color w:val="62B541"/>
+              <w:color w:val="0083C3"/>
               <w:sz w:val="32"/>
               <w:szCs w:val="32"/>
               <w:lang w:val="en-US" w:eastAsia="zh-CN" w:bidi="ar-SA"/>
@@ -926,7 +836,7 @@
               <w:rFonts w:hint="default" w:ascii="Times New Roman" w:hAnsi="Times New Roman" w:eastAsia="微软雅黑" w:cs="微软雅黑"/>
               <w:b/>
               <w:bCs/>
-              <w:color w:val="62B541"/>
+              <w:color w:val="0083C3"/>
               <w:sz w:val="32"/>
               <w:szCs w:val="32"/>
               <w:lang w:val="en-US" w:eastAsia="zh-CN" w:bidi="ar-SA"/>
@@ -939,7 +849,7 @@
               <w:rFonts w:hint="default" w:ascii="Times New Roman" w:hAnsi="Times New Roman" w:eastAsia="微软雅黑" w:cs="微软雅黑"/>
               <w:b/>
               <w:bCs/>
-              <w:color w:val="62B541"/>
+              <w:color w:val="0083C3"/>
               <w:sz w:val="32"/>
               <w:szCs w:val="32"/>
               <w:lang w:val="en-US" w:eastAsia="zh-CN" w:bidi="ar-SA"/>
@@ -952,7 +862,7 @@
               <w:rFonts w:hint="default" w:ascii="Times New Roman" w:hAnsi="Times New Roman" w:eastAsia="微软雅黑" w:cs="微软雅黑"/>
               <w:b/>
               <w:bCs/>
-              <w:color w:val="62B541"/>
+              <w:color w:val="0083C3"/>
               <w:sz w:val="32"/>
               <w:szCs w:val="32"/>
               <w:lang w:val="en-US" w:eastAsia="zh-CN" w:bidi="ar-SA"/>
@@ -965,7 +875,7 @@
               <w:rFonts w:hint="default" w:ascii="Times New Roman" w:hAnsi="Times New Roman" w:eastAsia="微软雅黑" w:cs="微软雅黑"/>
               <w:b/>
               <w:bCs/>
-              <w:color w:val="62B541"/>
+              <w:color w:val="0083C3"/>
               <w:sz w:val="32"/>
               <w:szCs w:val="32"/>
               <w:lang w:val="en-US" w:eastAsia="zh-CN" w:bidi="ar-SA"/>
@@ -978,7 +888,7 @@
               <w:rFonts w:hint="default" w:ascii="Times New Roman" w:hAnsi="Times New Roman" w:eastAsia="微软雅黑" w:cs="微软雅黑"/>
               <w:b/>
               <w:bCs/>
-              <w:color w:val="62B541"/>
+              <w:color w:val="0083C3"/>
               <w:sz w:val="32"/>
               <w:szCs w:val="32"/>
               <w:lang w:val="en-US" w:eastAsia="zh-CN" w:bidi="ar-SA"/>
@@ -991,7 +901,7 @@
               <w:rFonts w:hint="default" w:ascii="Times New Roman" w:hAnsi="Times New Roman" w:eastAsia="微软雅黑" w:cs="微软雅黑"/>
               <w:b/>
               <w:bCs/>
-              <w:color w:val="62B541"/>
+              <w:color w:val="0083C3"/>
               <w:sz w:val="32"/>
               <w:szCs w:val="32"/>
               <w:lang w:val="en-US" w:eastAsia="zh-CN" w:bidi="ar-SA"/>
@@ -1004,7 +914,7 @@
               <w:rFonts w:hint="default" w:ascii="Times New Roman" w:hAnsi="Times New Roman" w:eastAsia="微软雅黑" w:cs="微软雅黑"/>
               <w:b/>
               <w:bCs/>
-              <w:color w:val="62B541"/>
+              <w:color w:val="0083C3"/>
               <w:sz w:val="32"/>
               <w:szCs w:val="32"/>
               <w:lang w:val="en-US" w:eastAsia="zh-CN" w:bidi="ar-SA"/>
@@ -1017,7 +927,7 @@
               <w:rFonts w:hint="default" w:ascii="Times New Roman" w:hAnsi="Times New Roman" w:eastAsia="微软雅黑" w:cs="微软雅黑"/>
               <w:b/>
               <w:bCs/>
-              <w:color w:val="62B541"/>
+              <w:color w:val="0083C3"/>
               <w:sz w:val="32"/>
               <w:szCs w:val="32"/>
               <w:lang w:val="en-US" w:eastAsia="zh-CN" w:bidi="ar-SA"/>
@@ -1036,7 +946,7 @@
               <w:rFonts w:hint="default" w:ascii="Times New Roman" w:hAnsi="Times New Roman" w:eastAsia="微软雅黑" w:cs="微软雅黑"/>
               <w:b/>
               <w:bCs/>
-              <w:color w:val="62B541"/>
+              <w:color w:val="0083C3"/>
               <w:sz w:val="32"/>
               <w:szCs w:val="32"/>
               <w:lang w:val="en-US" w:eastAsia="zh-CN" w:bidi="ar-SA"/>
@@ -1048,7 +958,7 @@
               <w:rFonts w:hint="default" w:ascii="Times New Roman" w:hAnsi="Times New Roman" w:eastAsia="微软雅黑" w:cs="微软雅黑"/>
               <w:b/>
               <w:bCs/>
-              <w:color w:val="62B541"/>
+              <w:color w:val="0083C3"/>
               <w:sz w:val="32"/>
               <w:szCs w:val="32"/>
               <w:lang w:val="en-US" w:eastAsia="zh-CN" w:bidi="ar-SA"/>
@@ -1061,7 +971,7 @@
               <w:rFonts w:hint="default" w:ascii="Times New Roman" w:hAnsi="Times New Roman" w:eastAsia="微软雅黑" w:cs="微软雅黑"/>
               <w:b/>
               <w:bCs/>
-              <w:color w:val="62B541"/>
+              <w:color w:val="0083C3"/>
               <w:sz w:val="32"/>
               <w:szCs w:val="32"/>
               <w:lang w:val="en-US" w:eastAsia="zh-CN" w:bidi="ar-SA"/>
@@ -1074,7 +984,7 @@
               <w:rFonts w:hint="default" w:ascii="Times New Roman" w:hAnsi="Times New Roman" w:eastAsia="微软雅黑" w:cs="微软雅黑"/>
               <w:b/>
               <w:bCs/>
-              <w:color w:val="62B541"/>
+              <w:color w:val="0083C3"/>
               <w:sz w:val="32"/>
               <w:szCs w:val="32"/>
               <w:lang w:val="en-US" w:eastAsia="zh-CN" w:bidi="ar-SA"/>
@@ -1087,7 +997,7 @@
               <w:rFonts w:hint="default" w:ascii="Times New Roman" w:hAnsi="Times New Roman" w:eastAsia="微软雅黑" w:cs="微软雅黑"/>
               <w:b/>
               <w:bCs/>
-              <w:color w:val="62B541"/>
+              <w:color w:val="0083C3"/>
               <w:sz w:val="32"/>
               <w:szCs w:val="32"/>
               <w:lang w:val="en-US" w:eastAsia="zh-CN" w:bidi="ar-SA"/>
@@ -1100,7 +1010,7 @@
               <w:rFonts w:hint="eastAsia" w:ascii="Times New Roman" w:hAnsi="Times New Roman" w:eastAsia="微软雅黑" w:cs="微软雅黑"/>
               <w:b/>
               <w:bCs/>
-              <w:color w:val="62B541"/>
+              <w:color w:val="0083C3"/>
               <w:sz w:val="32"/>
               <w:szCs w:val="32"/>
               <w:lang w:val="en-US" w:eastAsia="zh-CN" w:bidi="ar-SA"/>
@@ -1113,7 +1023,7 @@
               <w:rFonts w:hint="default" w:ascii="Times New Roman" w:hAnsi="Times New Roman" w:eastAsia="微软雅黑" w:cs="微软雅黑"/>
               <w:b/>
               <w:bCs/>
-              <w:color w:val="62B541"/>
+              <w:color w:val="0083C3"/>
               <w:sz w:val="32"/>
               <w:szCs w:val="32"/>
               <w:lang w:val="en-US" w:eastAsia="zh-CN" w:bidi="ar-SA"/>
@@ -1126,7 +1036,7 @@
               <w:rFonts w:hint="default" w:ascii="Times New Roman" w:hAnsi="Times New Roman" w:eastAsia="微软雅黑" w:cs="微软雅黑"/>
               <w:b/>
               <w:bCs/>
-              <w:color w:val="62B541"/>
+              <w:color w:val="0083C3"/>
               <w:sz w:val="32"/>
               <w:szCs w:val="32"/>
               <w:lang w:val="en-US" w:eastAsia="zh-CN" w:bidi="ar-SA"/>
@@ -1139,7 +1049,7 @@
               <w:rFonts w:hint="default" w:ascii="Times New Roman" w:hAnsi="Times New Roman" w:eastAsia="微软雅黑" w:cs="微软雅黑"/>
               <w:b/>
               <w:bCs/>
-              <w:color w:val="62B541"/>
+              <w:color w:val="0083C3"/>
               <w:sz w:val="32"/>
               <w:szCs w:val="32"/>
               <w:lang w:val="en-US" w:eastAsia="zh-CN" w:bidi="ar-SA"/>
@@ -1152,7 +1062,7 @@
               <w:rFonts w:hint="default" w:ascii="Times New Roman" w:hAnsi="Times New Roman" w:eastAsia="微软雅黑" w:cs="微软雅黑"/>
               <w:b/>
               <w:bCs/>
-              <w:color w:val="62B541"/>
+              <w:color w:val="0083C3"/>
               <w:sz w:val="32"/>
               <w:szCs w:val="32"/>
               <w:lang w:val="en-US" w:eastAsia="zh-CN" w:bidi="ar-SA"/>
@@ -1165,7 +1075,7 @@
               <w:rFonts w:hint="default" w:ascii="Times New Roman" w:hAnsi="Times New Roman" w:eastAsia="微软雅黑" w:cs="微软雅黑"/>
               <w:b/>
               <w:bCs/>
-              <w:color w:val="62B541"/>
+              <w:color w:val="0083C3"/>
               <w:sz w:val="32"/>
               <w:szCs w:val="32"/>
               <w:lang w:val="en-US" w:eastAsia="zh-CN" w:bidi="ar-SA"/>
@@ -1178,7 +1088,7 @@
               <w:rFonts w:hint="default" w:ascii="Times New Roman" w:hAnsi="Times New Roman" w:eastAsia="微软雅黑" w:cs="微软雅黑"/>
               <w:b/>
               <w:bCs/>
-              <w:color w:val="62B541"/>
+              <w:color w:val="0083C3"/>
               <w:sz w:val="32"/>
               <w:szCs w:val="32"/>
               <w:lang w:val="en-US" w:eastAsia="zh-CN" w:bidi="ar-SA"/>
@@ -1191,7 +1101,7 @@
               <w:rFonts w:hint="default" w:ascii="Times New Roman" w:hAnsi="Times New Roman" w:eastAsia="微软雅黑" w:cs="微软雅黑"/>
               <w:b/>
               <w:bCs/>
-              <w:color w:val="62B541"/>
+              <w:color w:val="0083C3"/>
               <w:sz w:val="32"/>
               <w:szCs w:val="32"/>
               <w:lang w:val="en-US" w:eastAsia="zh-CN" w:bidi="ar-SA"/>
@@ -1210,7 +1120,7 @@
               <w:rFonts w:hint="default" w:ascii="Times New Roman" w:hAnsi="Times New Roman" w:eastAsia="微软雅黑" w:cs="微软雅黑"/>
               <w:b/>
               <w:bCs/>
-              <w:color w:val="62B541"/>
+              <w:color w:val="0083C3"/>
               <w:sz w:val="32"/>
               <w:szCs w:val="32"/>
               <w:lang w:val="en-US" w:eastAsia="zh-CN" w:bidi="ar-SA"/>
@@ -1222,7 +1132,7 @@
               <w:rFonts w:hint="default" w:ascii="Times New Roman" w:hAnsi="Times New Roman" w:eastAsia="微软雅黑" w:cs="微软雅黑"/>
               <w:b/>
               <w:bCs/>
-              <w:color w:val="62B541"/>
+              <w:color w:val="0083C3"/>
               <w:sz w:val="32"/>
               <w:szCs w:val="32"/>
               <w:lang w:val="en-US" w:eastAsia="zh-CN" w:bidi="ar-SA"/>
@@ -1235,7 +1145,7 @@
               <w:rFonts w:hint="default" w:ascii="Times New Roman" w:hAnsi="Times New Roman" w:eastAsia="微软雅黑" w:cs="微软雅黑"/>
               <w:b/>
               <w:bCs/>
-              <w:color w:val="62B541"/>
+              <w:color w:val="0083C3"/>
               <w:sz w:val="32"/>
               <w:szCs w:val="32"/>
               <w:lang w:val="en-US" w:eastAsia="zh-CN" w:bidi="ar-SA"/>
@@ -1248,7 +1158,7 @@
               <w:rFonts w:hint="default" w:ascii="Times New Roman" w:hAnsi="Times New Roman" w:eastAsia="微软雅黑" w:cs="微软雅黑"/>
               <w:b/>
               <w:bCs/>
-              <w:color w:val="62B541"/>
+              <w:color w:val="0083C3"/>
               <w:sz w:val="32"/>
               <w:szCs w:val="32"/>
               <w:lang w:val="en-US" w:eastAsia="zh-CN" w:bidi="ar-SA"/>
@@ -1261,7 +1171,7 @@
               <w:rFonts w:hint="default" w:ascii="Times New Roman" w:hAnsi="Times New Roman" w:eastAsia="微软雅黑" w:cs="微软雅黑"/>
               <w:b/>
               <w:bCs/>
-              <w:color w:val="62B541"/>
+              <w:color w:val="0083C3"/>
               <w:sz w:val="32"/>
               <w:szCs w:val="32"/>
               <w:lang w:val="en-US" w:eastAsia="zh-CN" w:bidi="ar-SA"/>
@@ -1274,7 +1184,7 @@
               <w:rFonts w:hint="default" w:ascii="Times New Roman" w:hAnsi="Times New Roman" w:eastAsia="微软雅黑" w:cs="微软雅黑"/>
               <w:b/>
               <w:bCs/>
-              <w:color w:val="62B541"/>
+              <w:color w:val="0083C3"/>
               <w:sz w:val="32"/>
               <w:szCs w:val="32"/>
               <w:lang w:val="en-US" w:eastAsia="zh-CN" w:bidi="ar-SA"/>
@@ -1287,7 +1197,7 @@
               <w:rFonts w:hint="default" w:ascii="Times New Roman" w:hAnsi="Times New Roman" w:eastAsia="微软雅黑" w:cs="微软雅黑"/>
               <w:b/>
               <w:bCs/>
-              <w:color w:val="62B541"/>
+              <w:color w:val="0083C3"/>
               <w:sz w:val="32"/>
               <w:szCs w:val="32"/>
               <w:lang w:val="en-US" w:eastAsia="zh-CN" w:bidi="ar-SA"/>
@@ -1300,7 +1210,7 @@
               <w:rFonts w:hint="default" w:ascii="Times New Roman" w:hAnsi="Times New Roman" w:eastAsia="微软雅黑" w:cs="微软雅黑"/>
               <w:b/>
               <w:bCs/>
-              <w:color w:val="62B541"/>
+              <w:color w:val="0083C3"/>
               <w:sz w:val="32"/>
               <w:szCs w:val="32"/>
               <w:lang w:val="en-US" w:eastAsia="zh-CN" w:bidi="ar-SA"/>
@@ -1313,7 +1223,7 @@
               <w:rFonts w:hint="default" w:ascii="Times New Roman" w:hAnsi="Times New Roman" w:eastAsia="微软雅黑" w:cs="微软雅黑"/>
               <w:b/>
               <w:bCs/>
-              <w:color w:val="62B541"/>
+              <w:color w:val="0083C3"/>
               <w:sz w:val="32"/>
               <w:szCs w:val="32"/>
               <w:lang w:val="en-US" w:eastAsia="zh-CN" w:bidi="ar-SA"/>
@@ -1326,7 +1236,7 @@
               <w:rFonts w:hint="default" w:ascii="Times New Roman" w:hAnsi="Times New Roman" w:eastAsia="微软雅黑" w:cs="微软雅黑"/>
               <w:b/>
               <w:bCs/>
-              <w:color w:val="62B541"/>
+              <w:color w:val="0083C3"/>
               <w:sz w:val="32"/>
               <w:szCs w:val="32"/>
               <w:lang w:val="en-US" w:eastAsia="zh-CN" w:bidi="ar-SA"/>
@@ -1339,7 +1249,7 @@
               <w:rFonts w:hint="default" w:ascii="Times New Roman" w:hAnsi="Times New Roman" w:eastAsia="微软雅黑" w:cs="微软雅黑"/>
               <w:b/>
               <w:bCs/>
-              <w:color w:val="62B541"/>
+              <w:color w:val="0083C3"/>
               <w:sz w:val="32"/>
               <w:szCs w:val="32"/>
               <w:lang w:val="en-US" w:eastAsia="zh-CN" w:bidi="ar-SA"/>
@@ -1352,7 +1262,7 @@
               <w:rFonts w:hint="default" w:ascii="Times New Roman" w:hAnsi="Times New Roman" w:eastAsia="微软雅黑" w:cs="微软雅黑"/>
               <w:b/>
               <w:bCs/>
-              <w:color w:val="62B541"/>
+              <w:color w:val="0083C3"/>
               <w:sz w:val="32"/>
               <w:szCs w:val="32"/>
               <w:lang w:val="en-US" w:eastAsia="zh-CN" w:bidi="ar-SA"/>
@@ -1371,7 +1281,7 @@
               <w:rFonts w:hint="default" w:ascii="Times New Roman" w:hAnsi="Times New Roman" w:eastAsia="微软雅黑" w:cs="微软雅黑"/>
               <w:b/>
               <w:bCs/>
-              <w:color w:val="62B541"/>
+              <w:color w:val="0083C3"/>
               <w:sz w:val="32"/>
               <w:szCs w:val="32"/>
               <w:lang w:val="en-US" w:eastAsia="zh-CN" w:bidi="ar-SA"/>
@@ -1383,7 +1293,7 @@
               <w:rFonts w:hint="default" w:ascii="Times New Roman" w:hAnsi="Times New Roman" w:eastAsia="微软雅黑" w:cs="微软雅黑"/>
               <w:b/>
               <w:bCs/>
-              <w:color w:val="62B541"/>
+              <w:color w:val="0083C3"/>
               <w:sz w:val="32"/>
               <w:szCs w:val="32"/>
               <w:lang w:val="en-US" w:eastAsia="zh-CN" w:bidi="ar-SA"/>
@@ -1396,7 +1306,7 @@
               <w:rFonts w:hint="default" w:ascii="Times New Roman" w:hAnsi="Times New Roman" w:eastAsia="微软雅黑" w:cs="微软雅黑"/>
               <w:b/>
               <w:bCs/>
-              <w:color w:val="62B541"/>
+              <w:color w:val="0083C3"/>
               <w:sz w:val="32"/>
               <w:szCs w:val="32"/>
               <w:lang w:val="en-US" w:eastAsia="zh-CN" w:bidi="ar-SA"/>
@@ -1409,7 +1319,7 @@
               <w:rFonts w:hint="default" w:ascii="Times New Roman" w:hAnsi="Times New Roman" w:eastAsia="微软雅黑" w:cs="微软雅黑"/>
               <w:b/>
               <w:bCs/>
-              <w:color w:val="62B541"/>
+              <w:color w:val="0083C3"/>
               <w:sz w:val="32"/>
               <w:szCs w:val="32"/>
               <w:lang w:val="en-US" w:eastAsia="zh-CN" w:bidi="ar-SA"/>
@@ -1422,7 +1332,7 @@
               <w:rFonts w:hint="default" w:ascii="Times New Roman" w:hAnsi="Times New Roman" w:eastAsia="微软雅黑" w:cs="微软雅黑"/>
               <w:b/>
               <w:bCs/>
-              <w:color w:val="62B541"/>
+              <w:color w:val="0083C3"/>
               <w:sz w:val="32"/>
               <w:szCs w:val="32"/>
               <w:lang w:val="en-US" w:eastAsia="zh-CN" w:bidi="ar-SA"/>
@@ -1435,7 +1345,7 @@
               <w:rFonts w:hint="default" w:ascii="Times New Roman" w:hAnsi="Times New Roman" w:eastAsia="微软雅黑" w:cs="微软雅黑"/>
               <w:b/>
               <w:bCs/>
-              <w:color w:val="62B541"/>
+              <w:color w:val="0083C3"/>
               <w:sz w:val="32"/>
               <w:szCs w:val="32"/>
               <w:lang w:val="en-US" w:eastAsia="zh-CN" w:bidi="ar-SA"/>
@@ -1448,7 +1358,7 @@
               <w:rFonts w:hint="default" w:ascii="Times New Roman" w:hAnsi="Times New Roman" w:eastAsia="微软雅黑" w:cs="微软雅黑"/>
               <w:b/>
               <w:bCs/>
-              <w:color w:val="62B541"/>
+              <w:color w:val="0083C3"/>
               <w:sz w:val="32"/>
               <w:szCs w:val="32"/>
               <w:lang w:val="en-US" w:eastAsia="zh-CN" w:bidi="ar-SA"/>
@@ -1461,7 +1371,7 @@
               <w:rFonts w:hint="default" w:ascii="Times New Roman" w:hAnsi="Times New Roman" w:eastAsia="微软雅黑" w:cs="微软雅黑"/>
               <w:b/>
               <w:bCs/>
-              <w:color w:val="62B541"/>
+              <w:color w:val="0083C3"/>
               <w:sz w:val="32"/>
               <w:szCs w:val="32"/>
               <w:lang w:val="en-US" w:eastAsia="zh-CN" w:bidi="ar-SA"/>
@@ -1474,7 +1384,7 @@
               <w:rFonts w:hint="default" w:ascii="Times New Roman" w:hAnsi="Times New Roman" w:eastAsia="微软雅黑" w:cs="微软雅黑"/>
               <w:b/>
               <w:bCs/>
-              <w:color w:val="62B541"/>
+              <w:color w:val="0083C3"/>
               <w:sz w:val="32"/>
               <w:szCs w:val="32"/>
               <w:lang w:val="en-US" w:eastAsia="zh-CN" w:bidi="ar-SA"/>
@@ -1487,7 +1397,7 @@
               <w:rFonts w:hint="default" w:ascii="Times New Roman" w:hAnsi="Times New Roman" w:eastAsia="微软雅黑" w:cs="微软雅黑"/>
               <w:b/>
               <w:bCs/>
-              <w:color w:val="62B541"/>
+              <w:color w:val="0083C3"/>
               <w:sz w:val="32"/>
               <w:szCs w:val="32"/>
               <w:lang w:val="en-US" w:eastAsia="zh-CN" w:bidi="ar-SA"/>
@@ -1500,7 +1410,7 @@
               <w:rFonts w:hint="default" w:ascii="Times New Roman" w:hAnsi="Times New Roman" w:eastAsia="微软雅黑" w:cs="微软雅黑"/>
               <w:b/>
               <w:bCs/>
-              <w:color w:val="62B541"/>
+              <w:color w:val="0083C3"/>
               <w:sz w:val="32"/>
               <w:szCs w:val="32"/>
               <w:lang w:val="en-US" w:eastAsia="zh-CN" w:bidi="ar-SA"/>
@@ -1513,7 +1423,7 @@
               <w:rFonts w:hint="default" w:ascii="Times New Roman" w:hAnsi="Times New Roman" w:eastAsia="微软雅黑" w:cs="微软雅黑"/>
               <w:b/>
               <w:bCs/>
-              <w:color w:val="62B541"/>
+              <w:color w:val="0083C3"/>
               <w:sz w:val="32"/>
               <w:szCs w:val="32"/>
               <w:lang w:val="en-US" w:eastAsia="zh-CN" w:bidi="ar-SA"/>
@@ -1521,6 +1431,7 @@
             <w:fldChar w:fldCharType="end"/>
           </w:r>
         </w:p>
+        <w:bookmarkEnd w:id="12"/>
         <w:p>
           <w:pPr>
             <w:pStyle w:val="11"/>
@@ -1583,14 +1494,14 @@
           </w14:shadow>
         </w:rPr>
       </w:pPr>
-      <w:bookmarkStart w:id="0" w:name="_Toc13806"/>
+      <w:bookmarkStart w:id="0" w:name="_Toc27500"/>
       <w:bookmarkStart w:id="1" w:name="_Toc21669"/>
-      <w:bookmarkStart w:id="2" w:name="_Toc21009_WPSOffice_Level1"/>
-      <w:bookmarkStart w:id="3" w:name="_Toc24397"/>
-      <w:bookmarkStart w:id="4" w:name="_Toc24178_WPSOffice_Level1"/>
-      <w:bookmarkStart w:id="5" w:name="_Toc32054"/>
-      <w:bookmarkStart w:id="6" w:name="_Toc27500"/>
-      <w:bookmarkStart w:id="7" w:name="_Toc30143_WPSOffice_Level1"/>
+      <w:bookmarkStart w:id="2" w:name="_Toc24397"/>
+      <w:bookmarkStart w:id="3" w:name="_Toc13806"/>
+      <w:bookmarkStart w:id="4" w:name="_Toc30143_WPSOffice_Level1"/>
+      <w:bookmarkStart w:id="5" w:name="_Toc24178_WPSOffice_Level1"/>
+      <w:bookmarkStart w:id="6" w:name="_Toc21009_WPSOffice_Level1"/>
+      <w:bookmarkStart w:id="7" w:name="_Toc32054"/>
     </w:p>
     <w:p>
       <w:pPr>
@@ -1633,7 +1544,7 @@
         <w:jc w:val="left"/>
         <w:rPr>
           <w:rFonts w:hint="default" w:ascii="Times New Roman" w:hAnsi="Times New Roman" w:eastAsia="微软雅黑" w:cs="Times New Roman"/>
-          <w:color w:val="62B541"/>
+          <w:color w:val="0083C3"/>
           <w:sz w:val="32"/>
           <w14:shadow w14:blurRad="50800" w14:dist="38100" w14:dir="10800000" w14:sx="100000" w14:sy="100000" w14:kx="0" w14:ky="0" w14:algn="r">
             <w14:srgbClr w14:val="62B541">
@@ -1646,7 +1557,7 @@
       <w:r>
         <w:rPr>
           <w:rFonts w:hint="default" w:ascii="Times New Roman" w:hAnsi="Times New Roman" w:eastAsia="微软雅黑" w:cs="Times New Roman"/>
-          <w:color w:val="62B541"/>
+          <w:color w:val="0083C3"/>
           <w:sz w:val="32"/>
           <w14:shadow w14:blurRad="50800" w14:dist="38100" w14:dir="10800000" w14:sx="100000" w14:sy="100000" w14:kx="0" w14:ky="0" w14:algn="r">
             <w14:srgbClr w14:val="62B541">
@@ -1710,7 +1621,7 @@
           <w:tcPr>
             <w:tcW w:w="3629" w:type="dxa"/>
             <w:tcBorders>
-              <w:top w:val="single" w:color="62BC41" w:sz="24" w:space="0"/>
+              <w:top w:val="single" w:color="0083C3" w:sz="24" w:space="0"/>
               <w:tl2br w:val="nil"/>
               <w:tr2bl w:val="nil"/>
             </w:tcBorders>
@@ -1757,7 +1668,7 @@
           <w:tcPr>
             <w:tcW w:w="3323" w:type="dxa"/>
             <w:tcBorders>
-              <w:top w:val="single" w:color="62BC41" w:sz="24" w:space="0"/>
+              <w:top w:val="single" w:color="0083C3" w:sz="24" w:space="0"/>
               <w:tl2br w:val="nil"/>
               <w:tr2bl w:val="nil"/>
             </w:tcBorders>
@@ -1804,7 +1715,7 @@
           <w:tcPr>
             <w:tcW w:w="3316" w:type="dxa"/>
             <w:tcBorders>
-              <w:top w:val="single" w:color="62BC41" w:sz="24" w:space="0"/>
+              <w:top w:val="single" w:color="0083C3" w:sz="24" w:space="0"/>
               <w:tl2br w:val="nil"/>
               <w:tr2bl w:val="nil"/>
             </w:tcBorders>
@@ -2101,17 +2012,18 @@
                 <w:szCs w:val="21"/>
                 <w:lang w:eastAsia="zh-CN"/>
               </w:rPr>
-              <w:t>送检医生：</w:t>
-            </w:r>
-            <w:r>
-              <w:rPr>
-                <w:rFonts w:hint="eastAsia" w:ascii="Times New Roman" w:hAnsi="Times New Roman" w:eastAsia="微软雅黑" w:cs="Times New Roman"/>
+              <w:t>订单编号：</w:t>
+            </w:r>
+            <w:r>
+              <w:rPr>
+                <w:rFonts w:hint="default" w:ascii="Times New Roman" w:hAnsi="Times New Roman" w:eastAsia="微软雅黑" w:cs="Times New Roman"/>
+                <w:bCs/>
                 <w:color w:val="000000"/>
                 <w:sz w:val="21"/>
                 <w:szCs w:val="21"/>
                 <w:lang w:eastAsia="zh-CN"/>
               </w:rPr>
-              <w:t>{{ doctorname }}</w:t>
+              <w:t>-</w:t>
             </w:r>
           </w:p>
         </w:tc>
@@ -2303,7 +2215,7 @@
                 <w:szCs w:val="21"/>
                 <w:lang w:eastAsia="zh-CN"/>
               </w:rPr>
-              <w:t>送检时间：</w:t>
+              <w:t>接收时间：</w:t>
             </w:r>
             <w:r>
               <w:rPr>
@@ -2314,7 +2226,7 @@
                 <w:szCs w:val="21"/>
                 <w:lang w:eastAsia="zh-CN"/>
               </w:rPr>
-              <w:t>{{ commission_date }}</w:t>
+              <w:t>{{ receiveddate }}</w:t>
             </w:r>
           </w:p>
         </w:tc>
@@ -2342,7 +2254,8 @@
         </w:trPr>
         <w:tc>
           <w:tcPr>
-            <w:tcW w:w="3629" w:type="dxa"/>
+            <w:tcW w:w="10268" w:type="dxa"/>
+            <w:gridSpan w:val="3"/>
             <w:tcBorders>
               <w:tl2br w:val="nil"/>
               <w:tr2bl w:val="nil"/>
@@ -2383,96 +2296,6 @@
                 <w:lang w:eastAsia="zh-CN"/>
               </w:rPr>
               <w:t>{{ diseaseName }}</w:t>
-            </w:r>
-          </w:p>
-        </w:tc>
-        <w:tc>
-          <w:tcPr>
-            <w:tcW w:w="3323" w:type="dxa"/>
-            <w:tcBorders>
-              <w:tl2br w:val="nil"/>
-              <w:tr2bl w:val="nil"/>
-            </w:tcBorders>
-            <w:shd w:val="clear" w:color="auto" w:fill="auto"/>
-            <w:vAlign w:val="center"/>
-          </w:tcPr>
-          <w:p>
-            <w:pPr>
-              <w:jc w:val="both"/>
-              <w:rPr>
-                <w:rFonts w:hint="default" w:ascii="Times New Roman" w:hAnsi="Times New Roman" w:eastAsia="微软雅黑" w:cs="Times New Roman"/>
-                <w:color w:val="000000"/>
-                <w:sz w:val="21"/>
-                <w:szCs w:val="21"/>
-                <w:lang w:eastAsia="zh-CN"/>
-              </w:rPr>
-            </w:pPr>
-            <w:r>
-              <w:rPr>
-                <w:rFonts w:hint="default" w:ascii="Times New Roman" w:hAnsi="Times New Roman" w:eastAsia="微软雅黑" w:cs="Times New Roman"/>
-                <w:color w:val="000000"/>
-                <w:sz w:val="21"/>
-                <w:szCs w:val="21"/>
-                <w:lang w:eastAsia="zh-CN"/>
-              </w:rPr>
-              <w:t>订单编号：</w:t>
-            </w:r>
-            <w:r>
-              <w:rPr>
-                <w:rFonts w:hint="default" w:ascii="Times New Roman" w:hAnsi="Times New Roman" w:eastAsia="微软雅黑" w:cs="Times New Roman"/>
-                <w:bCs/>
-                <w:color w:val="000000"/>
-                <w:sz w:val="21"/>
-                <w:szCs w:val="21"/>
-                <w:lang w:eastAsia="zh-CN"/>
-              </w:rPr>
-              <w:t>-</w:t>
-            </w:r>
-          </w:p>
-        </w:tc>
-        <w:tc>
-          <w:tcPr>
-            <w:tcW w:w="3316" w:type="dxa"/>
-            <w:tcBorders>
-              <w:tl2br w:val="nil"/>
-              <w:tr2bl w:val="nil"/>
-            </w:tcBorders>
-            <w:shd w:val="clear" w:color="auto" w:fill="auto"/>
-            <w:vAlign w:val="center"/>
-          </w:tcPr>
-          <w:p>
-            <w:pPr>
-              <w:jc w:val="both"/>
-              <w:rPr>
-                <w:rFonts w:hint="default" w:ascii="Times New Roman" w:hAnsi="Times New Roman" w:eastAsia="微软雅黑" w:cs="Times New Roman"/>
-                <w:bCs/>
-                <w:color w:val="000000"/>
-                <w:sz w:val="21"/>
-                <w:szCs w:val="21"/>
-                <w:lang w:eastAsia="zh-CN"/>
-              </w:rPr>
-            </w:pPr>
-            <w:r>
-              <w:rPr>
-                <w:rFonts w:hint="default" w:ascii="Times New Roman" w:hAnsi="Times New Roman" w:eastAsia="微软雅黑" w:cs="Times New Roman"/>
-                <w:bCs/>
-                <w:color w:val="000000"/>
-                <w:sz w:val="21"/>
-                <w:szCs w:val="21"/>
-                <w:lang w:eastAsia="zh-CN"/>
-              </w:rPr>
-              <w:t>接收时间：</w:t>
-            </w:r>
-            <w:r>
-              <w:rPr>
-                <w:rFonts w:hint="eastAsia" w:ascii="Times New Roman" w:hAnsi="Times New Roman" w:eastAsia="微软雅黑" w:cs="Times New Roman"/>
-                <w:bCs/>
-                <w:color w:val="000000"/>
-                <w:sz w:val="21"/>
-                <w:szCs w:val="21"/>
-                <w:lang w:eastAsia="zh-CN"/>
-              </w:rPr>
-              <w:t>{{ receiveddate }}</w:t>
             </w:r>
           </w:p>
         </w:tc>
@@ -2510,7 +2333,7 @@
         <w:jc w:val="left"/>
         <w:rPr>
           <w:rFonts w:hint="default" w:ascii="Times New Roman" w:hAnsi="Times New Roman" w:eastAsia="微软雅黑" w:cs="Times New Roman"/>
-          <w:color w:val="62B541"/>
+          <w:color w:val="0083C3"/>
           <w:sz w:val="32"/>
           <w14:shadow w14:blurRad="50800" w14:dist="38100" w14:dir="10800000" w14:sx="100000" w14:sy="100000" w14:kx="0" w14:ky="0" w14:algn="r">
             <w14:srgbClr w14:val="62B541">
@@ -2523,7 +2346,7 @@
       <w:r>
         <w:rPr>
           <w:rFonts w:hint="default" w:ascii="Times New Roman" w:hAnsi="Times New Roman" w:eastAsia="微软雅黑" w:cs="Times New Roman"/>
-          <w:color w:val="62B541"/>
+          <w:color w:val="0083C3"/>
           <w:sz w:val="32"/>
           <w14:shadow w14:blurRad="50800" w14:dist="38100" w14:dir="10800000" w14:sx="100000" w14:sy="100000" w14:kx="0" w14:ky="0" w14:algn="r">
             <w14:srgbClr w14:val="62B541">
@@ -2536,7 +2359,7 @@
       <w:r>
         <w:rPr>
           <w:rFonts w:hint="eastAsia" w:ascii="Times New Roman" w:hAnsi="Times New Roman" w:eastAsia="微软雅黑" w:cs="Times New Roman"/>
-          <w:color w:val="62B541"/>
+          <w:color w:val="0083C3"/>
           <w:sz w:val="32"/>
           <w:lang w:val="en-US" w:eastAsia="zh-CN"/>
           <w14:shadow w14:blurRad="50800" w14:dist="38100" w14:dir="10800000" w14:sx="100000" w14:sy="100000" w14:kx="0" w14:ky="0" w14:algn="r">
@@ -2600,7 +2423,7 @@
           <w:tcPr>
             <w:tcW w:w="3574" w:type="dxa"/>
             <w:tcBorders>
-              <w:top w:val="single" w:color="62BC41" w:sz="24" w:space="0"/>
+              <w:top w:val="single" w:color="0083C3" w:sz="24" w:space="0"/>
               <w:tl2br w:val="nil"/>
               <w:tr2bl w:val="nil"/>
             </w:tcBorders>
@@ -2649,7 +2472,7 @@
           <w:tcPr>
             <w:tcW w:w="6639" w:type="dxa"/>
             <w:tcBorders>
-              <w:top w:val="single" w:color="62BC41" w:sz="24" w:space="0"/>
+              <w:top w:val="single" w:color="0083C3" w:sz="24" w:space="0"/>
               <w:tl2br w:val="nil"/>
               <w:tr2bl w:val="nil"/>
             </w:tcBorders>
@@ -3209,7 +3032,7 @@
         <w:jc w:val="left"/>
         <w:rPr>
           <w:rFonts w:hint="default" w:ascii="Times New Roman" w:hAnsi="Times New Roman" w:eastAsia="微软雅黑" w:cs="Times New Roman"/>
-          <w:color w:val="62B541"/>
+          <w:color w:val="0083C3"/>
           <w:sz w:val="32"/>
           <w14:shadow w14:blurRad="50800" w14:dist="38100" w14:dir="10800000" w14:sx="100000" w14:sy="100000" w14:kx="0" w14:ky="0" w14:algn="r">
             <w14:srgbClr w14:val="62B541">
@@ -3222,7 +3045,7 @@
       <w:r>
         <w:rPr>
           <w:rFonts w:hint="default" w:ascii="Times New Roman" w:hAnsi="Times New Roman" w:eastAsia="微软雅黑" w:cs="Times New Roman"/>
-          <w:color w:val="62B541"/>
+          <w:color w:val="0083C3"/>
           <w:sz w:val="32"/>
           <w14:shadow w14:blurRad="50800" w14:dist="38100" w14:dir="10800000" w14:sx="100000" w14:sy="100000" w14:kx="0" w14:ky="0" w14:algn="r">
             <w14:srgbClr w14:val="62B541">
@@ -3458,7 +3281,7 @@
         <w:jc w:val="left"/>
         <w:rPr>
           <w:rFonts w:hint="default" w:ascii="Times New Roman" w:hAnsi="Times New Roman" w:eastAsia="微软雅黑" w:cs="Times New Roman"/>
-          <w:color w:val="62B541"/>
+          <w:color w:val="0083C3"/>
           <w:sz w:val="32"/>
           <w14:shadow w14:blurRad="50800" w14:dist="38100" w14:dir="10800000" w14:sx="100000" w14:sy="100000" w14:kx="0" w14:ky="0" w14:algn="r">
             <w14:srgbClr w14:val="62B541">
@@ -3470,7 +3293,7 @@
       <w:r>
         <w:rPr>
           <w:rFonts w:hint="default" w:ascii="Times New Roman" w:hAnsi="Times New Roman" w:eastAsia="微软雅黑" w:cs="Times New Roman"/>
-          <w:color w:val="62B541"/>
+          <w:color w:val="0083C3"/>
           <w:sz w:val="32"/>
           <w14:shadow w14:blurRad="50800" w14:dist="38100" w14:dir="10800000" w14:sx="100000" w14:sy="100000" w14:kx="0" w14:ky="0" w14:algn="r">
             <w14:srgbClr w14:val="62B541">
@@ -3535,7 +3358,7 @@
           <w:tcPr>
             <w:tcW w:w="2353" w:type="dxa"/>
             <w:tcBorders>
-              <w:top w:val="single" w:color="62BC41" w:sz="24" w:space="0"/>
+              <w:top w:val="single" w:color="0083C3" w:sz="24" w:space="0"/>
               <w:tl2br w:val="nil"/>
               <w:tr2bl w:val="nil"/>
             </w:tcBorders>
@@ -3570,7 +3393,7 @@
           <w:tcPr>
             <w:tcW w:w="2274" w:type="dxa"/>
             <w:tcBorders>
-              <w:top w:val="single" w:color="62BC41" w:sz="24" w:space="0"/>
+              <w:top w:val="single" w:color="0083C3" w:sz="24" w:space="0"/>
               <w:tl2br w:val="nil"/>
               <w:tr2bl w:val="nil"/>
             </w:tcBorders>
@@ -3605,7 +3428,7 @@
           <w:tcPr>
             <w:tcW w:w="3720" w:type="dxa"/>
             <w:tcBorders>
-              <w:top w:val="single" w:color="62BC41" w:sz="24" w:space="0"/>
+              <w:top w:val="single" w:color="0083C3" w:sz="24" w:space="0"/>
               <w:tl2br w:val="nil"/>
               <w:tr2bl w:val="nil"/>
             </w:tcBorders>
@@ -3640,7 +3463,7 @@
           <w:tcPr>
             <w:tcW w:w="1895" w:type="dxa"/>
             <w:tcBorders>
-              <w:top w:val="single" w:color="62BC41" w:sz="24" w:space="0"/>
+              <w:top w:val="single" w:color="0083C3" w:sz="24" w:space="0"/>
               <w:tl2br w:val="nil"/>
               <w:tr2bl w:val="nil"/>
             </w:tcBorders>
@@ -4258,6 +4081,7 @@
             <w:insideH w:val="none" w:color="FFFFFF" w:sz="0" w:space="0"/>
             <w:insideV w:val="none" w:color="FFFFFF" w:sz="0" w:space="0"/>
           </w:tblBorders>
+          <w:shd w:val="clear" w:color="auto" w:fill="FFFFFF"/>
           <w:tblCellMar>
             <w:top w:w="0" w:type="dxa"/>
             <w:left w:w="108" w:type="dxa"/>
@@ -4322,7 +4146,7 @@
                         <wp:posOffset>240030</wp:posOffset>
                       </wp:positionV>
                       <wp:extent cx="5962650" cy="0"/>
-                      <wp:effectExtent l="0" t="9525" r="6350" b="15875"/>
+                      <wp:effectExtent l="0" t="9525" r="11430" b="13335"/>
                       <wp:wrapNone/>
                       <wp:docPr id="59" name="直接箭头连接符 59"/>
                       <wp:cNvGraphicFramePr/>
@@ -4340,7 +4164,7 @@
                               </a:prstGeom>
                               <a:ln w="19050" cap="flat" cmpd="sng">
                                 <a:solidFill>
-                                  <a:srgbClr val="AAE1EC"/>
+                                  <a:srgbClr val="0083C3"/>
                                 </a:solidFill>
                                 <a:prstDash val="solid"/>
                                 <a:headEnd type="none" w="med" len="med"/>
@@ -4357,9 +4181,9 @@
                 </mc:Choice>
                 <mc:Fallback>
                   <w:pict>
-                    <v:shape id="_x0000_s1026" o:spid="_x0000_s1026" o:spt="32" type="#_x0000_t32" style="position:absolute;left:0pt;margin-left:-2.1pt;margin-top:18.9pt;height:0pt;width:469.5pt;mso-position-horizontal-relative:margin;z-index:251662336;mso-width-relative:page;mso-height-relative:page;" filled="f" stroked="t" coordsize="21600,21600" o:gfxdata="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">
+                    <v:shape id="_x0000_s1026" o:spid="_x0000_s1026" o:spt="32" type="#_x0000_t32" style="position:absolute;left:0pt;margin-left:-2.1pt;margin-top:18.9pt;height:0pt;width:469.5pt;mso-position-horizontal-relative:margin;z-index:251662336;mso-width-relative:page;mso-height-relative:page;" filled="f" stroked="t" coordsize="21600,21600" o:gfxdata="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">
                       <v:fill on="f" focussize="0,0"/>
-                      <v:stroke weight="1.5pt" color="#AAE1EC" joinstyle="round"/>
+                      <v:stroke weight="1.5pt" color="#0083C3" joinstyle="round"/>
                       <v:imagedata o:title=""/>
                       <o:lock v:ext="edit" aspectratio="f"/>
                     </v:shape>

--- a/WebContent/docx/EWSR1(22q12.2)基因断裂报告.docx
+++ b/WebContent/docx/EWSR1(22q12.2)基因断裂报告.docx
@@ -44,20 +44,6 @@
           <w:rFonts w:hint="default" w:ascii="Times New Roman" w:hAnsi="Times New Roman" w:eastAsia="微软雅黑" w:cs="Times New Roman"/>
           <w:sz w:val="20"/>
           <w:lang w:eastAsia="zh-CN"/>
-        </w:rPr>
-      </w:pPr>
-    </w:p>
-    <w:p>
-      <w:pPr>
-        <w:rPr>
-          <w:rFonts w:hint="default" w:ascii="Times New Roman" w:hAnsi="Times New Roman" w:eastAsia="微软雅黑" w:cs="Times New Roman"/>
-        </w:rPr>
-      </w:pPr>
-    </w:p>
-    <w:p>
-      <w:pPr>
-        <w:rPr>
-          <w:rFonts w:hint="default" w:ascii="Times New Roman" w:hAnsi="Times New Roman" w:eastAsia="微软雅黑" w:cs="Times New Roman"/>
         </w:rPr>
       </w:pPr>
     </w:p>
@@ -497,7 +483,7 @@
           <w:lang w:eastAsia="zh-CN"/>
         </w:rPr>
         <w:sectPr>
-          <w:footerReference r:id="rId3" w:type="default"/>
+          <w:headerReference r:id="rId3" w:type="default"/>
           <w:pgSz w:w="11905" w:h="16838"/>
           <w:pgMar w:top="850" w:right="850" w:bottom="850" w:left="850" w:header="850" w:footer="397" w:gutter="0"/>
           <w:pgBorders>
@@ -546,8 +532,8 @@
         <w:bidi w:val="0"/>
         <w:adjustRightInd/>
         <w:snapToGrid/>
-        <w:ind w:firstLine="960" w:firstLineChars="200"/>
-        <w:jc w:val="both"/>
+        <w:ind w:firstLine="0" w:firstLineChars="0"/>
+        <w:jc w:val="center"/>
         <w:textAlignment w:val="auto"/>
         <w:rPr>
           <w:rFonts w:hint="default" w:ascii="Times New Roman" w:hAnsi="Times New Roman" w:eastAsia="微软雅黑" w:cs="Times New Roman"/>
@@ -568,48 +554,6 @@
           <w14:props3d w14:extrusionH="0" w14:contourW="0" w14:prstMaterial="clear"/>
         </w:rPr>
       </w:pPr>
-      <w:r>
-        <w:rPr>
-          <w:rFonts w:hint="default" w:ascii="Times New Roman" w:hAnsi="Times New Roman" w:eastAsia="微软雅黑" w:cs="Times New Roman"/>
-          <w:b/>
-          <w:color w:val="0083C3"/>
-          <w:sz w:val="48"/>
-          <w:szCs w:val="48"/>
-          <w:lang w:val="en-US" w:eastAsia="zh-CN"/>
-          <w14:glow w14:rad="0">
-            <w14:srgbClr w14:val="000000"/>
-          </w14:glow>
-          <w14:shadow w14:blurRad="38100" w14:dist="19050" w14:dir="2700000" w14:sx="100000" w14:sy="100000" w14:kx="0" w14:ky="0" w14:algn="tl">
-            <w14:schemeClr w14:val="dk1">
-              <w14:alpha w14:val="60000"/>
-            </w14:schemeClr>
-          </w14:shadow>
-          <w14:reflection w14:blurRad="0" w14:stA="0" w14:stPos="0" w14:endA="0" w14:endPos="0" w14:dist="0" w14:dir="0" w14:fadeDir="0" w14:sx="0" w14:sy="0" w14:kx="0" w14:ky="0" w14:algn="none"/>
-          <w14:props3d w14:extrusionH="0" w14:contourW="0" w14:prstMaterial="clear"/>
-        </w:rPr>
-        <w:t xml:space="preserve">   </w:t>
-      </w:r>
-      <w:r>
-        <w:rPr>
-          <w:rFonts w:hint="eastAsia" w:ascii="Times New Roman" w:hAnsi="Times New Roman" w:eastAsia="微软雅黑" w:cs="Times New Roman"/>
-          <w:b/>
-          <w:color w:val="0083C3"/>
-          <w:sz w:val="48"/>
-          <w:szCs w:val="48"/>
-          <w:lang w:val="en-US" w:eastAsia="zh-CN"/>
-          <w14:glow w14:rad="0">
-            <w14:srgbClr w14:val="000000"/>
-          </w14:glow>
-          <w14:shadow w14:blurRad="38100" w14:dist="19050" w14:dir="2700000" w14:sx="100000" w14:sy="100000" w14:kx="0" w14:ky="0" w14:algn="tl">
-            <w14:schemeClr w14:val="dk1">
-              <w14:alpha w14:val="60000"/>
-            </w14:schemeClr>
-          </w14:shadow>
-          <w14:reflection w14:blurRad="0" w14:stA="0" w14:stPos="0" w14:endA="0" w14:endPos="0" w14:dist="0" w14:dir="0" w14:fadeDir="0" w14:sx="0" w14:sy="0" w14:kx="0" w14:ky="0" w14:algn="none"/>
-          <w14:props3d w14:extrusionH="0" w14:contourW="0" w14:prstMaterial="clear"/>
-        </w:rPr>
-        <w:t xml:space="preserve">            </w:t>
-      </w:r>
       <w:r>
         <w:rPr>
           <w:rFonts w:hint="default" w:ascii="Times New Roman" w:hAnsi="Times New Roman" w:eastAsia="微软雅黑" w:cs="Times New Roman"/>
@@ -647,8 +591,8 @@
         <w:bidi w:val="0"/>
         <w:adjustRightInd/>
         <w:snapToGrid/>
-        <w:ind w:firstLine="1080" w:firstLineChars="300"/>
-        <w:jc w:val="both"/>
+        <w:ind w:firstLine="0" w:firstLineChars="0"/>
+        <w:jc w:val="center"/>
         <w:textAlignment w:val="auto"/>
         <w:rPr>
           <w:rFonts w:hint="default" w:ascii="Times New Roman" w:hAnsi="Times New Roman" w:eastAsia="微软雅黑" w:cs="Times New Roman"/>
@@ -666,7 +610,7 @@
           <w:szCs w:val="36"/>
           <w:lang w:val="en-US" w:eastAsia="zh-CN"/>
         </w:rPr>
-        <w:t xml:space="preserve">                   Content</w:t>
+        <w:t>Content</w:t>
       </w:r>
     </w:p>
     <w:p>
@@ -790,7 +734,6 @@
               <w:lang w:val="en-US" w:eastAsia="zh-CN" w:bidi="ar-SA"/>
             </w:rPr>
           </w:pPr>
-          <w:bookmarkStart w:id="12" w:name="_GoBack"/>
           <w:r>
             <w:rPr>
               <w:rStyle w:val="19"/>
@@ -1431,7 +1374,6 @@
             <w:fldChar w:fldCharType="end"/>
           </w:r>
         </w:p>
-        <w:bookmarkEnd w:id="12"/>
         <w:p>
           <w:pPr>
             <w:pStyle w:val="11"/>
@@ -1494,14 +1436,14 @@
           </w14:shadow>
         </w:rPr>
       </w:pPr>
-      <w:bookmarkStart w:id="0" w:name="_Toc27500"/>
-      <w:bookmarkStart w:id="1" w:name="_Toc21669"/>
+      <w:bookmarkStart w:id="0" w:name="_Toc30143_WPSOffice_Level1"/>
+      <w:bookmarkStart w:id="1" w:name="_Toc32054"/>
       <w:bookmarkStart w:id="2" w:name="_Toc24397"/>
-      <w:bookmarkStart w:id="3" w:name="_Toc13806"/>
-      <w:bookmarkStart w:id="4" w:name="_Toc30143_WPSOffice_Level1"/>
-      <w:bookmarkStart w:id="5" w:name="_Toc24178_WPSOffice_Level1"/>
-      <w:bookmarkStart w:id="6" w:name="_Toc21009_WPSOffice_Level1"/>
-      <w:bookmarkStart w:id="7" w:name="_Toc32054"/>
+      <w:bookmarkStart w:id="3" w:name="_Toc27500"/>
+      <w:bookmarkStart w:id="4" w:name="_Toc13806"/>
+      <w:bookmarkStart w:id="5" w:name="_Toc21009_WPSOffice_Level1"/>
+      <w:bookmarkStart w:id="6" w:name="_Toc21669"/>
+      <w:bookmarkStart w:id="7" w:name="_Toc24178_WPSOffice_Level1"/>
     </w:p>
     <w:p>
       <w:pPr>
@@ -1532,6 +1474,8 @@
           <w:docGrid w:linePitch="299" w:charSpace="0"/>
         </w:sectPr>
       </w:pPr>
+      <w:bookmarkStart w:id="12" w:name="_GoBack"/>
+      <w:bookmarkEnd w:id="12"/>
     </w:p>
     <w:p>
       <w:pPr>
@@ -4137,7 +4081,7 @@
               <mc:AlternateContent>
                 <mc:Choice Requires="wps">
                   <w:drawing>
-                    <wp:anchor distT="0" distB="0" distL="114300" distR="114300" simplePos="0" relativeHeight="251662336" behindDoc="0" locked="0" layoutInCell="1" allowOverlap="1">
+                    <wp:anchor distT="0" distB="0" distL="114300" distR="114300" simplePos="0" relativeHeight="251661312" behindDoc="0" locked="0" layoutInCell="1" allowOverlap="1">
                       <wp:simplePos x="0" y="0"/>
                       <wp:positionH relativeFrom="margin">
                         <wp:posOffset>-26670</wp:posOffset>
@@ -4181,7 +4125,7 @@
                 </mc:Choice>
                 <mc:Fallback>
                   <w:pict>
-                    <v:shape id="_x0000_s1026" o:spid="_x0000_s1026" o:spt="32" type="#_x0000_t32" style="position:absolute;left:0pt;margin-left:-2.1pt;margin-top:18.9pt;height:0pt;width:469.5pt;mso-position-horizontal-relative:margin;z-index:251662336;mso-width-relative:page;mso-height-relative:page;" filled="f" stroked="t" coordsize="21600,21600" o:gfxdata="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">
+                    <v:shape id="_x0000_s1026" o:spid="_x0000_s1026" o:spt="32" type="#_x0000_t32" style="position:absolute;left:0pt;margin-left:-2.1pt;margin-top:18.9pt;height:0pt;width:469.5pt;mso-position-horizontal-relative:margin;z-index:251661312;mso-width-relative:page;mso-height-relative:page;" filled="f" stroked="t" coordsize="21600,21600" o:gfxdata="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">
                       <v:fill on="f" focussize="0,0"/>
                       <v:stroke weight="1.5pt" color="#0083C3" joinstyle="round"/>
                       <v:imagedata o:title=""/>
@@ -4353,136 +4297,6 @@
 </file>
 
 <file path=word/footer1.xml><?xml version="1.0" encoding="utf-8"?>
-<w:ftr xmlns:wpc="http://schemas.microsoft.com/office/word/2010/wordprocessingCanvas" xmlns:mc="http://schemas.openxmlformats.org/markup-compatibility/2006" xmlns:o="urn:schemas-microsoft-com:office:office" xmlns:r="http://schemas.openxmlformats.org/officeDocument/2006/relationships" xmlns:m="http://schemas.openxmlformats.org/officeDocument/2006/math" xmlns:v="urn:schemas-microsoft-com:vml" xmlns:wp14="http://schemas.microsoft.com/office/word/2010/wordprocessingDrawing" xmlns:wp="http://schemas.openxmlformats.org/drawingml/2006/wordprocessingDrawing" xmlns:w10="urn:schemas-microsoft-com:office:word" xmlns:w="http://schemas.openxmlformats.org/wordprocessingml/2006/main" xmlns:w14="http://schemas.microsoft.com/office/word/2010/wordml" xmlns:w15="http://schemas.microsoft.com/office/word/2012/wordml" xmlns:wpg="http://schemas.microsoft.com/office/word/2010/wordprocessingGroup" xmlns:wpi="http://schemas.microsoft.com/office/word/2010/wordprocessingInk" xmlns:wne="http://schemas.microsoft.com/office/word/2006/wordml" xmlns:wps="http://schemas.microsoft.com/office/word/2010/wordprocessingShape" xmlns:wpsCustomData="http://www.wps.cn/officeDocument/2013/wpsCustomData" mc:Ignorable="w14 w15 wp14">
-  <w:p>
-    <w:pPr>
-      <w:pStyle w:val="9"/>
-    </w:pPr>
-    <w:r>
-      <w:rPr>
-        <w:sz w:val="18"/>
-      </w:rPr>
-      <mc:AlternateContent>
-        <mc:Choice Requires="wps">
-          <w:drawing>
-            <wp:anchor distT="0" distB="0" distL="114300" distR="114300" simplePos="0" relativeHeight="251660288" behindDoc="0" locked="0" layoutInCell="1" allowOverlap="1">
-              <wp:simplePos x="0" y="0"/>
-              <wp:positionH relativeFrom="margin">
-                <wp:align>center</wp:align>
-              </wp:positionH>
-              <wp:positionV relativeFrom="paragraph">
-                <wp:posOffset>0</wp:posOffset>
-              </wp:positionV>
-              <wp:extent cx="1828800" cy="1828800"/>
-              <wp:effectExtent l="0" t="0" r="0" b="0"/>
-              <wp:wrapNone/>
-              <wp:docPr id="13" name="文本框 13"/>
-              <wp:cNvGraphicFramePr/>
-              <a:graphic xmlns:a="http://schemas.openxmlformats.org/drawingml/2006/main">
-                <a:graphicData uri="http://schemas.microsoft.com/office/word/2010/wordprocessingShape">
-                  <wps:wsp>
-                    <wps:cNvSpPr txBox="1"/>
-                    <wps:spPr>
-                      <a:xfrm>
-                        <a:off x="0" y="0"/>
-                        <a:ext cx="1828800" cy="1828800"/>
-                      </a:xfrm>
-                      <a:prstGeom prst="rect">
-                        <a:avLst/>
-                      </a:prstGeom>
-                      <a:noFill/>
-                      <a:ln w="6350">
-                        <a:noFill/>
-                      </a:ln>
-                    </wps:spPr>
-                    <wps:style>
-                      <a:lnRef idx="0">
-                        <a:schemeClr val="accent1"/>
-                      </a:lnRef>
-                      <a:fillRef idx="0">
-                        <a:schemeClr val="accent1"/>
-                      </a:fillRef>
-                      <a:effectRef idx="0">
-                        <a:schemeClr val="accent1"/>
-                      </a:effectRef>
-                      <a:fontRef idx="minor">
-                        <a:schemeClr val="dk1"/>
-                      </a:fontRef>
-                    </wps:style>
-                    <wps:txbx>
-                      <w:txbxContent>
-                        <w:p>
-                          <w:pPr>
-                            <w:pStyle w:val="9"/>
-                          </w:pPr>
-                          <w:r>
-                            <w:fldChar w:fldCharType="begin"/>
-                          </w:r>
-                          <w:r>
-                            <w:instrText xml:space="preserve"> PAGE  \* MERGEFORMAT </w:instrText>
-                          </w:r>
-                          <w:r>
-                            <w:fldChar w:fldCharType="separate"/>
-                          </w:r>
-                          <w:r>
-                            <w:t>1</w:t>
-                          </w:r>
-                          <w:r>
-                            <w:fldChar w:fldCharType="end"/>
-                          </w:r>
-                        </w:p>
-                      </w:txbxContent>
-                    </wps:txbx>
-                    <wps:bodyPr rot="0" spcFirstLastPara="0" vertOverflow="overflow" horzOverflow="overflow" vert="horz" wrap="none" lIns="0" tIns="0" rIns="0" bIns="0" numCol="1" spcCol="0" rtlCol="0" fromWordArt="0" anchor="t" anchorCtr="0" forceAA="0" upright="0" compatLnSpc="1">
-                      <a:spAutoFit/>
-                    </wps:bodyPr>
-                  </wps:wsp>
-                </a:graphicData>
-              </a:graphic>
-            </wp:anchor>
-          </w:drawing>
-        </mc:Choice>
-        <mc:Fallback>
-          <w:pict>
-            <v:shape id="_x0000_s1026" o:spid="_x0000_s1026" o:spt="202" type="#_x0000_t202" style="position:absolute;left:0pt;margin-top:0pt;height:144pt;width:144pt;mso-position-horizontal:center;mso-position-horizontal-relative:margin;mso-wrap-style:none;z-index:251660288;mso-width-relative:page;mso-height-relative:page;" filled="f" stroked="f" coordsize="21600,21600" o:gfxdata="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">
-              <v:fill on="f" focussize="0,0"/>
-              <v:stroke on="f" weight="0.5pt"/>
-              <v:imagedata o:title=""/>
-              <o:lock v:ext="edit" aspectratio="f"/>
-              <v:textbox inset="0mm,0mm,0mm,0mm" style="mso-fit-shape-to-text:t;">
-                <w:txbxContent>
-                  <w:p>
-                    <w:pPr>
-                      <w:pStyle w:val="9"/>
-                    </w:pPr>
-                    <w:r>
-                      <w:fldChar w:fldCharType="begin"/>
-                    </w:r>
-                    <w:r>
-                      <w:instrText xml:space="preserve"> PAGE  \* MERGEFORMAT </w:instrText>
-                    </w:r>
-                    <w:r>
-                      <w:fldChar w:fldCharType="separate"/>
-                    </w:r>
-                    <w:r>
-                      <w:t>1</w:t>
-                    </w:r>
-                    <w:r>
-                      <w:fldChar w:fldCharType="end"/>
-                    </w:r>
-                  </w:p>
-                </w:txbxContent>
-              </v:textbox>
-            </v:shape>
-          </w:pict>
-        </mc:Fallback>
-      </mc:AlternateContent>
-    </w:r>
-  </w:p>
-</w:ftr>
-</file>
-
-<file path=word/footer2.xml><?xml version="1.0" encoding="utf-8"?>
 <w:ftr xmlns:wpc="http://schemas.microsoft.com/office/word/2010/wordprocessingCanvas" xmlns:mc="http://schemas.openxmlformats.org/markup-compatibility/2006" xmlns:o="urn:schemas-microsoft-com:office:office" xmlns:r="http://schemas.openxmlformats.org/officeDocument/2006/relationships" xmlns:m="http://schemas.openxmlformats.org/officeDocument/2006/math" xmlns:v="urn:schemas-microsoft-com:vml" xmlns:wp14="http://schemas.microsoft.com/office/word/2010/wordprocessingDrawing" xmlns:wp="http://schemas.openxmlformats.org/drawingml/2006/wordprocessingDrawing" xmlns:w10="urn:schemas-microsoft-com:office:word" xmlns:w="http://schemas.openxmlformats.org/wordprocessingml/2006/main" xmlns:w14="http://schemas.microsoft.com/office/word/2010/wordml" xmlns:w15="http://schemas.microsoft.com/office/word/2012/wordml" xmlns:wpg="http://schemas.microsoft.com/office/word/2010/wordprocessingGroup" xmlns:wpi="http://schemas.microsoft.com/office/word/2010/wordprocessingInk" xmlns:wne="http://schemas.microsoft.com/office/word/2006/wordml" xmlns:wps="http://schemas.microsoft.com/office/word/2010/wordprocessingShape" xmlns:wpsCustomData="http://www.wps.cn/officeDocument/2013/wpsCustomData" mc:Ignorable="w14 w15 wp14">
   <w:p>
     <w:pPr>
@@ -4830,7 +4644,7 @@
 </w:ftr>
 </file>
 
-<file path=word/footer3.xml><?xml version="1.0" encoding="utf-8"?>
+<file path=word/footer2.xml><?xml version="1.0" encoding="utf-8"?>
 <w:ftr xmlns:wpc="http://schemas.microsoft.com/office/word/2010/wordprocessingCanvas" xmlns:mc="http://schemas.openxmlformats.org/markup-compatibility/2006" xmlns:o="urn:schemas-microsoft-com:office:office" xmlns:r="http://schemas.openxmlformats.org/officeDocument/2006/relationships" xmlns:m="http://schemas.openxmlformats.org/officeDocument/2006/math" xmlns:v="urn:schemas-microsoft-com:vml" xmlns:wp14="http://schemas.microsoft.com/office/word/2010/wordprocessingDrawing" xmlns:wp="http://schemas.openxmlformats.org/drawingml/2006/wordprocessingDrawing" xmlns:w10="urn:schemas-microsoft-com:office:word" xmlns:w="http://schemas.openxmlformats.org/wordprocessingml/2006/main" xmlns:w14="http://schemas.microsoft.com/office/word/2010/wordml" xmlns:w15="http://schemas.microsoft.com/office/word/2012/wordml" xmlns:wpg="http://schemas.microsoft.com/office/word/2010/wordprocessingGroup" xmlns:wpi="http://schemas.microsoft.com/office/word/2010/wordprocessingInk" xmlns:wne="http://schemas.microsoft.com/office/word/2006/wordml" xmlns:wps="http://schemas.microsoft.com/office/word/2010/wordprocessingShape" xmlns:wpsCustomData="http://www.wps.cn/officeDocument/2013/wpsCustomData" mc:Ignorable="w14 w15 wp14">
   <w:p>
     <w:pPr>
@@ -4843,7 +4657,7 @@
       <mc:AlternateContent>
         <mc:Choice Requires="wps">
           <w:drawing>
-            <wp:anchor distT="0" distB="0" distL="114300" distR="114300" simplePos="0" relativeHeight="251661312" behindDoc="0" locked="0" layoutInCell="1" allowOverlap="1">
+            <wp:anchor distT="0" distB="0" distL="114300" distR="114300" simplePos="0" relativeHeight="251660288" behindDoc="0" locked="0" layoutInCell="1" allowOverlap="1">
               <wp:simplePos x="0" y="0"/>
               <wp:positionH relativeFrom="margin">
                 <wp:align>center</wp:align>
@@ -4922,7 +4736,7 @@
         </mc:Choice>
         <mc:Fallback>
           <w:pict>
-            <v:shape id="_x0000_s1026" o:spid="_x0000_s1026" o:spt="202" type="#_x0000_t202" style="position:absolute;left:0pt;margin-top:0pt;height:144pt;width:144pt;mso-position-horizontal:center;mso-position-horizontal-relative:margin;mso-wrap-style:none;z-index:251661312;mso-width-relative:page;mso-height-relative:page;" filled="f" stroked="f" coordsize="21600,21600" o:gfxdata="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">
+            <v:shape id="_x0000_s1026" o:spid="_x0000_s1026" o:spt="202" type="#_x0000_t202" style="position:absolute;left:0pt;margin-top:0pt;height:144pt;width:144pt;mso-position-horizontal:center;mso-position-horizontal-relative:margin;mso-wrap-style:none;z-index:251660288;mso-width-relative:page;mso-height-relative:page;" filled="f" stroked="f" coordsize="21600,21600" o:gfxdata="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">
               <v:fill on="f" focussize="0,0"/>
               <v:stroke on="f" weight="0.5pt"/>
               <v:imagedata o:title=""/>
@@ -4965,11 +4779,22 @@
   <w:p>
     <w:pPr>
       <w:pStyle w:val="10"/>
-      <w:jc w:val="right"/>
+    </w:pPr>
+    <w:r>
       <w:rPr>
-        <w:lang w:eastAsia="zh-CN"/>
+        <w:sz w:val="18"/>
       </w:rPr>
-    </w:pPr>
+      <w:pict>
+        <v:shape id="PowerPlusWaterMarkObject291817" o:spid="_x0000_s2052" o:spt="136" type="#_x0000_t136" style="position:absolute;left:0pt;height:48.3pt;width:166.5pt;mso-position-horizontal:center;mso-position-horizontal-relative:margin;mso-position-vertical:center;mso-position-vertical-relative:margin;rotation:-2949120f;z-index:-251655168;mso-width-relative:page;mso-height-relative:page;" fillcolor="#C0C0C0" filled="t" stroked="f" coordsize="21600,21600" adj="10800">
+          <v:path/>
+          <v:fill on="t" color2="#FFFFFF" opacity="32768f" focussize="0,0"/>
+          <v:stroke on="f"/>
+          <v:imagedata o:title=""/>
+          <o:lock v:ext="edit" aspectratio="t"/>
+          <v:textpath on="t" fitshape="t" fitpath="t" trim="t" xscale="f" string="{{ client }}" style="font-family:微软雅黑;font-size:48pt;v-same-letter-heights:f;v-text-align:center;"/>
+        </v:shape>
+      </w:pict>
+    </w:r>
   </w:p>
 </w:hdr>
 </file>
@@ -4984,6 +4809,50 @@
         <w:lang w:eastAsia="zh-CN"/>
       </w:rPr>
     </w:pPr>
+    <w:r>
+      <w:rPr>
+        <w:sz w:val="18"/>
+      </w:rPr>
+      <w:pict>
+        <v:shape id="_x0000_s2053" o:spid="_x0000_s2053" o:spt="136" type="#_x0000_t136" style="position:absolute;left:0pt;height:48.3pt;width:166.5pt;mso-position-horizontal:center;mso-position-horizontal-relative:margin;mso-position-vertical:center;mso-position-vertical-relative:margin;rotation:-2949120f;z-index:-251654144;mso-width-relative:page;mso-height-relative:page;" fillcolor="#C0C0C0" filled="t" stroked="f" coordsize="21600,21600" adj="10800">
+          <v:path/>
+          <v:fill on="t" color2="#FFFFFF" opacity="32768f" focussize="0,0"/>
+          <v:stroke on="f"/>
+          <v:imagedata o:title=""/>
+          <o:lock v:ext="edit" aspectratio="t"/>
+          <v:textpath on="t" fitshape="t" fitpath="t" trim="t" xscale="f" string="{{ client }}" style="font-family:微软雅黑;font-size:48pt;v-same-letter-heights:f;v-text-align:center;"/>
+        </v:shape>
+      </w:pict>
+    </w:r>
+  </w:p>
+</w:hdr>
+</file>
+
+<file path=word/header3.xml><?xml version="1.0" encoding="utf-8"?>
+<w:hdr xmlns:wpc="http://schemas.microsoft.com/office/word/2010/wordprocessingCanvas" xmlns:mc="http://schemas.openxmlformats.org/markup-compatibility/2006" xmlns:o="urn:schemas-microsoft-com:office:office" xmlns:r="http://schemas.openxmlformats.org/officeDocument/2006/relationships" xmlns:m="http://schemas.openxmlformats.org/officeDocument/2006/math" xmlns:v="urn:schemas-microsoft-com:vml" xmlns:wp14="http://schemas.microsoft.com/office/word/2010/wordprocessingDrawing" xmlns:wp="http://schemas.openxmlformats.org/drawingml/2006/wordprocessingDrawing" xmlns:w10="urn:schemas-microsoft-com:office:word" xmlns:w="http://schemas.openxmlformats.org/wordprocessingml/2006/main" xmlns:w14="http://schemas.microsoft.com/office/word/2010/wordml" xmlns:w15="http://schemas.microsoft.com/office/word/2012/wordml" xmlns:wpg="http://schemas.microsoft.com/office/word/2010/wordprocessingGroup" xmlns:wpi="http://schemas.microsoft.com/office/word/2010/wordprocessingInk" xmlns:wne="http://schemas.microsoft.com/office/word/2006/wordml" xmlns:wps="http://schemas.microsoft.com/office/word/2010/wordprocessingShape" xmlns:wpsCustomData="http://www.wps.cn/officeDocument/2013/wpsCustomData" mc:Ignorable="w14 w15 wp14">
+  <w:p>
+    <w:pPr>
+      <w:pStyle w:val="10"/>
+      <w:jc w:val="right"/>
+      <w:rPr>
+        <w:lang w:eastAsia="zh-CN"/>
+      </w:rPr>
+    </w:pPr>
+    <w:r>
+      <w:rPr>
+        <w:sz w:val="18"/>
+      </w:rPr>
+      <w:pict>
+        <v:shape id="_x0000_s2054" o:spid="_x0000_s2054" o:spt="136" type="#_x0000_t136" style="position:absolute;left:0pt;height:48.3pt;width:166.5pt;mso-position-horizontal:center;mso-position-horizontal-relative:margin;mso-position-vertical:center;mso-position-vertical-relative:margin;rotation:-2949120f;z-index:-251653120;mso-width-relative:page;mso-height-relative:page;" fillcolor="#C0C0C0" filled="t" stroked="f" coordsize="21600,21600" adj="10800">
+          <v:path/>
+          <v:fill on="t" color2="#FFFFFF" opacity="32768f" focussize="0,0"/>
+          <v:stroke on="f"/>
+          <v:imagedata o:title=""/>
+          <o:lock v:ext="edit" aspectratio="t"/>
+          <v:textpath on="t" fitshape="t" fitpath="t" trim="t" xscale="f" string="{{ client }}" style="font-family:微软雅黑;font-size:48pt;v-same-letter-heights:f;v-text-align:center;"/>
+        </v:shape>
+      </w:pict>
+    </w:r>
   </w:p>
 </w:hdr>
 </file>
@@ -6984,7 +6853,10 @@
     <customSectPr/>
   </customSectProps>
   <customShpExts>
+    <customShpInfo spid="_x0000_s2052"/>
+    <customShpInfo spid="_x0000_s2053"/>
     <customShpInfo spid="_x0000_s1026" textRotate="1"/>
+    <customShpInfo spid="_x0000_s2054"/>
   </customShpExts>
 </s:customData>
 </file>

--- a/WebContent/docx/EWSR1(22q12.2)基因断裂报告.docx
+++ b/WebContent/docx/EWSR1(22q12.2)基因断裂报告.docx
@@ -1436,14 +1436,14 @@
           </w14:shadow>
         </w:rPr>
       </w:pPr>
-      <w:bookmarkStart w:id="0" w:name="_Toc30143_WPSOffice_Level1"/>
-      <w:bookmarkStart w:id="1" w:name="_Toc32054"/>
-      <w:bookmarkStart w:id="2" w:name="_Toc24397"/>
-      <w:bookmarkStart w:id="3" w:name="_Toc27500"/>
-      <w:bookmarkStart w:id="4" w:name="_Toc13806"/>
-      <w:bookmarkStart w:id="5" w:name="_Toc21009_WPSOffice_Level1"/>
-      <w:bookmarkStart w:id="6" w:name="_Toc21669"/>
-      <w:bookmarkStart w:id="7" w:name="_Toc24178_WPSOffice_Level1"/>
+      <w:bookmarkStart w:id="0" w:name="_Toc24178_WPSOffice_Level1"/>
+      <w:bookmarkStart w:id="1" w:name="_Toc30143_WPSOffice_Level1"/>
+      <w:bookmarkStart w:id="2" w:name="_Toc21009_WPSOffice_Level1"/>
+      <w:bookmarkStart w:id="3" w:name="_Toc32054"/>
+      <w:bookmarkStart w:id="4" w:name="_Toc24397"/>
+      <w:bookmarkStart w:id="5" w:name="_Toc27500"/>
+      <w:bookmarkStart w:id="6" w:name="_Toc13806"/>
+      <w:bookmarkStart w:id="7" w:name="_Toc21669"/>
     </w:p>
     <w:p>
       <w:pPr>
@@ -1474,8 +1474,6 @@
           <w:docGrid w:linePitch="299" w:charSpace="0"/>
         </w:sectPr>
       </w:pPr>
-      <w:bookmarkStart w:id="12" w:name="_GoBack"/>
-      <w:bookmarkEnd w:id="12"/>
     </w:p>
     <w:p>
       <w:pPr>
@@ -2638,193 +2636,6 @@
               <w:rPr>
                 <w:rFonts w:hint="default" w:ascii="Times New Roman" w:hAnsi="Times New Roman" w:eastAsia="微软雅黑" w:cs="Times New Roman"/>
                 <w:b w:val="0"/>
-                <w:bCs/>
-                <w:sz w:val="21"/>
-                <w:szCs w:val="21"/>
-              </w:rPr>
-              <w:t>肿瘤细胞占比：</w:t>
-            </w:r>
-            <w:r>
-              <w:rPr>
-                <w:rFonts w:hint="eastAsia" w:ascii="Times New Roman" w:hAnsi="Times New Roman" w:eastAsia="微软雅黑" w:cs="Times New Roman"/>
-                <w:b w:val="0"/>
-                <w:bCs/>
-                <w:sz w:val="21"/>
-                <w:szCs w:val="21"/>
-              </w:rPr>
-              <w:t>{{</w:t>
-            </w:r>
-            <w:r>
-              <w:rPr>
-                <w:rFonts w:hint="default" w:ascii="Times New Roman" w:hAnsi="Times New Roman" w:eastAsia="微软雅黑" w:cs="Times New Roman"/>
-                <w:b w:val="0"/>
-                <w:bCs/>
-                <w:sz w:val="21"/>
-                <w:szCs w:val="21"/>
-              </w:rPr>
-              <w:t xml:space="preserve"> </w:t>
-            </w:r>
-            <w:r>
-              <w:rPr>
-                <w:rFonts w:hint="eastAsia" w:ascii="Times New Roman" w:hAnsi="Times New Roman" w:eastAsia="微软雅黑" w:cs="Times New Roman"/>
-                <w:b w:val="0"/>
-                <w:bCs/>
-                <w:sz w:val="21"/>
-                <w:szCs w:val="21"/>
-                <w:lang w:val="en-US" w:eastAsia="zh-CN"/>
-              </w:rPr>
-              <w:t>EWSR1Info</w:t>
-            </w:r>
-            <w:r>
-              <w:rPr>
-                <w:rFonts w:hint="eastAsia" w:ascii="Times New Roman" w:hAnsi="Times New Roman" w:eastAsia="微软雅黑" w:cs="Times New Roman"/>
-                <w:b w:val="0"/>
-                <w:bCs/>
-                <w:sz w:val="21"/>
-                <w:szCs w:val="21"/>
-              </w:rPr>
-              <w:t>.</w:t>
-            </w:r>
-            <w:r>
-              <w:rPr>
-                <w:rFonts w:hint="eastAsia" w:ascii="Times New Roman" w:hAnsi="Times New Roman" w:eastAsia="微软雅黑" w:cs="Times New Roman"/>
-                <w:b w:val="0"/>
-                <w:bCs/>
-                <w:sz w:val="21"/>
-                <w:szCs w:val="21"/>
-                <w:lang w:val="en-US" w:eastAsia="zh-CN"/>
-              </w:rPr>
-              <w:t>t</w:t>
-            </w:r>
-            <w:r>
-              <w:rPr>
-                <w:rFonts w:hint="eastAsia" w:ascii="Times New Roman" w:hAnsi="Times New Roman" w:eastAsia="微软雅黑" w:cs="Times New Roman"/>
-                <w:b w:val="0"/>
-                <w:bCs/>
-                <w:sz w:val="21"/>
-                <w:szCs w:val="21"/>
-              </w:rPr>
-              <w:t>umor</w:t>
-            </w:r>
-            <w:r>
-              <w:rPr>
-                <w:rFonts w:hint="eastAsia" w:ascii="Times New Roman" w:hAnsi="Times New Roman" w:eastAsia="微软雅黑" w:cs="Times New Roman"/>
-                <w:b w:val="0"/>
-                <w:bCs/>
-                <w:sz w:val="21"/>
-                <w:szCs w:val="21"/>
-                <w:lang w:val="en-US" w:eastAsia="zh-CN"/>
-              </w:rPr>
-              <w:t>C</w:t>
-            </w:r>
-            <w:r>
-              <w:rPr>
-                <w:rFonts w:hint="eastAsia" w:ascii="Times New Roman" w:hAnsi="Times New Roman" w:eastAsia="微软雅黑" w:cs="Times New Roman"/>
-                <w:b w:val="0"/>
-                <w:bCs/>
-                <w:sz w:val="21"/>
-                <w:szCs w:val="21"/>
-              </w:rPr>
-              <w:t>el</w:t>
-            </w:r>
-            <w:r>
-              <w:rPr>
-                <w:rFonts w:hint="eastAsia" w:ascii="Times New Roman" w:hAnsi="Times New Roman" w:eastAsia="微软雅黑" w:cs="Times New Roman"/>
-                <w:b w:val="0"/>
-                <w:bCs/>
-                <w:sz w:val="21"/>
-                <w:szCs w:val="21"/>
-                <w:lang w:val="en-US" w:eastAsia="zh-CN"/>
-              </w:rPr>
-              <w:t xml:space="preserve">lRatio </w:t>
-            </w:r>
-            <w:r>
-              <w:rPr>
-                <w:rFonts w:hint="eastAsia" w:ascii="Times New Roman" w:hAnsi="Times New Roman" w:eastAsia="微软雅黑" w:cs="Times New Roman"/>
-                <w:b w:val="0"/>
-                <w:bCs/>
-                <w:sz w:val="21"/>
-                <w:szCs w:val="21"/>
-              </w:rPr>
-              <w:t>}}</w:t>
-            </w:r>
-          </w:p>
-        </w:tc>
-      </w:tr>
-      <w:tr>
-        <w:tblPrEx>
-          <w:tblBorders>
-            <w:top w:val="single" w:color="5A9D46" w:sz="24" w:space="0"/>
-            <w:left w:val="none" w:color="auto" w:sz="0" w:space="0"/>
-            <w:bottom w:val="single" w:color="A4A4A4" w:sz="4" w:space="0"/>
-            <w:right w:val="none" w:color="auto" w:sz="0" w:space="0"/>
-            <w:insideH w:val="single" w:color="A4A4A4" w:sz="4" w:space="0"/>
-            <w:insideV w:val="single" w:color="A4A4A4" w:sz="4" w:space="0"/>
-          </w:tblBorders>
-          <w:tblCellMar>
-            <w:top w:w="0" w:type="dxa"/>
-            <w:left w:w="108" w:type="dxa"/>
-            <w:bottom w:w="0" w:type="dxa"/>
-            <w:right w:w="108" w:type="dxa"/>
-          </w:tblCellMar>
-        </w:tblPrEx>
-        <w:trPr>
-          <w:trHeight w:val="567" w:hRule="atLeast"/>
-          <w:jc w:val="center"/>
-        </w:trPr>
-        <w:tc>
-          <w:tcPr>
-            <w:tcW w:w="3574" w:type="dxa"/>
-            <w:vMerge w:val="continue"/>
-            <w:tcBorders>
-              <w:tl2br w:val="nil"/>
-              <w:tr2bl w:val="nil"/>
-            </w:tcBorders>
-            <w:shd w:val="clear" w:color="auto" w:fill="auto"/>
-            <w:vAlign w:val="center"/>
-          </w:tcPr>
-          <w:p>
-            <w:pPr>
-              <w:pStyle w:val="28"/>
-              <w:ind w:firstLine="0" w:firstLineChars="0"/>
-              <w:jc w:val="both"/>
-              <w:rPr>
-                <w:rFonts w:hint="default" w:ascii="Times New Roman" w:hAnsi="Times New Roman" w:eastAsia="微软雅黑" w:cs="Times New Roman"/>
-                <w:bCs/>
-                <w:color w:val="000000"/>
-                <w:sz w:val="21"/>
-                <w:szCs w:val="21"/>
-                <w:lang w:eastAsia="zh-CN"/>
-              </w:rPr>
-            </w:pPr>
-          </w:p>
-        </w:tc>
-        <w:tc>
-          <w:tcPr>
-            <w:tcW w:w="6639" w:type="dxa"/>
-            <w:tcBorders>
-              <w:tl2br w:val="nil"/>
-              <w:tr2bl w:val="nil"/>
-            </w:tcBorders>
-            <w:shd w:val="clear" w:color="auto" w:fill="auto"/>
-            <w:vAlign w:val="center"/>
-          </w:tcPr>
-          <w:p>
-            <w:pPr>
-              <w:jc w:val="both"/>
-              <w:rPr>
-                <w:rFonts w:hint="eastAsia" w:ascii="Times New Roman" w:hAnsi="Times New Roman" w:eastAsia="微软雅黑" w:cs="Times New Roman"/>
-                <w:bCs/>
-                <w:color w:val="000000"/>
-                <w:sz w:val="21"/>
-                <w:szCs w:val="21"/>
-                <w:lang w:val="en-US" w:eastAsia="zh-CN"/>
-              </w:rPr>
-            </w:pPr>
-            <w:r>
-              <w:rPr>
-                <w:rFonts w:hint="default" w:ascii="Times New Roman" w:hAnsi="Times New Roman" w:eastAsia="微软雅黑" w:cs="Times New Roman"/>
-                <w:b w:val="0"/>
                 <w:sz w:val="21"/>
                 <w:szCs w:val="21"/>
               </w:rPr>
@@ -3618,6 +3429,17 @@
             </w:pPr>
             <w:r>
               <w:rPr>
+                <w:rFonts w:hint="default" w:ascii="Times New Roman" w:hAnsi="Times New Roman" w:eastAsia="微软雅黑" w:cs="Times New Roman"/>
+                <w:color w:val="auto"/>
+                <w:kern w:val="0"/>
+                <w:sz w:val="21"/>
+                <w:szCs w:val="21"/>
+                <w:lang w:val="en-US" w:eastAsia="zh-CN" w:bidi="ar-SA"/>
+              </w:rPr>
+              <w:t xml:space="preserve">{% if </w:t>
+            </w:r>
+            <w:r>
+              <w:rPr>
                 <w:rFonts w:hint="eastAsia" w:ascii="Times New Roman" w:hAnsi="Times New Roman" w:eastAsia="微软雅黑" w:cs="Times New Roman"/>
                 <w:color w:val="auto"/>
                 <w:kern w:val="0"/>
@@ -3625,7 +3447,103 @@
                 <w:szCs w:val="21"/>
                 <w:lang w:val="en-US" w:eastAsia="zh-CN" w:bidi="ar-SA"/>
               </w:rPr>
-              <w:t>{{EWSR1Info.detection}}</w:t>
+              <w:t>EWSR1Info</w:t>
+            </w:r>
+            <w:r>
+              <w:rPr>
+                <w:rFonts w:hint="default" w:ascii="Times New Roman" w:hAnsi="Times New Roman" w:eastAsia="微软雅黑" w:cs="Times New Roman"/>
+                <w:color w:val="auto"/>
+                <w:kern w:val="0"/>
+                <w:sz w:val="21"/>
+                <w:szCs w:val="21"/>
+                <w:lang w:val="en-US" w:eastAsia="zh-CN" w:bidi="ar-SA"/>
+              </w:rPr>
+              <w:t>.detection == ‘</w:t>
+            </w:r>
+            <w:r>
+              <w:rPr>
+                <w:rFonts w:hint="eastAsia" w:ascii="Times New Roman" w:hAnsi="Times New Roman" w:eastAsia="微软雅黑" w:cs="Times New Roman"/>
+                <w:color w:val="auto"/>
+                <w:kern w:val="0"/>
+                <w:sz w:val="21"/>
+                <w:szCs w:val="21"/>
+                <w:lang w:val="en-US" w:eastAsia="zh-CN" w:bidi="ar-SA"/>
+              </w:rPr>
+              <w:t>阳性</w:t>
+            </w:r>
+            <w:r>
+              <w:rPr>
+                <w:rFonts w:hint="default" w:ascii="Times New Roman" w:hAnsi="Times New Roman" w:eastAsia="微软雅黑" w:cs="Times New Roman"/>
+                <w:color w:val="auto"/>
+                <w:kern w:val="0"/>
+                <w:sz w:val="21"/>
+                <w:szCs w:val="21"/>
+                <w:lang w:val="en-US" w:eastAsia="zh-CN" w:bidi="ar-SA"/>
+              </w:rPr>
+              <w:t>’%}</w:t>
+            </w:r>
+            <w:r>
+              <w:rPr>
+                <w:rFonts w:hint="eastAsia" w:ascii="微软雅黑" w:hAnsi="微软雅黑" w:eastAsia="微软雅黑" w:cs="微软雅黑"/>
+                <w:b w:val="0"/>
+                <w:bCs/>
+                <w:color w:val="FF0000"/>
+                <w:kern w:val="0"/>
+                <w:sz w:val="21"/>
+                <w:szCs w:val="21"/>
+                <w:lang w:val="en-US" w:eastAsia="zh-CN" w:bidi="ar"/>
+              </w:rPr>
+              <w:t>阳性</w:t>
+            </w:r>
+            <w:r>
+              <w:rPr>
+                <w:rFonts w:hint="default" w:ascii="Times New Roman" w:hAnsi="Times New Roman" w:eastAsia="微软雅黑" w:cs="Times New Roman"/>
+                <w:color w:val="auto"/>
+                <w:kern w:val="0"/>
+                <w:sz w:val="21"/>
+                <w:szCs w:val="21"/>
+                <w:lang w:val="en-US" w:eastAsia="zh-CN" w:bidi="ar-SA"/>
+              </w:rPr>
+              <w:t>{% else %}</w:t>
+            </w:r>
+            <w:r>
+              <w:rPr>
+                <w:rFonts w:hint="eastAsia" w:ascii="微软雅黑" w:hAnsi="微软雅黑" w:eastAsia="微软雅黑" w:cs="微软雅黑"/>
+                <w:b w:val="0"/>
+                <w:bCs/>
+                <w:color w:val="00B050"/>
+                <w:kern w:val="0"/>
+                <w:sz w:val="21"/>
+                <w:szCs w:val="21"/>
+                <w:lang w:val="en-US" w:eastAsia="zh-CN" w:bidi="ar"/>
+              </w:rPr>
+              <w:t>阴</w:t>
+            </w:r>
+            <w:bookmarkStart w:id="12" w:name="_GoBack"/>
+            <w:bookmarkEnd w:id="12"/>
+            <w:r>
+              <w:rPr>
+                <w:rFonts w:hint="eastAsia" w:ascii="微软雅黑" w:hAnsi="微软雅黑" w:eastAsia="微软雅黑" w:cs="微软雅黑"/>
+                <w:b w:val="0"/>
+                <w:bCs/>
+                <w:color w:val="00B050"/>
+                <w:kern w:val="0"/>
+                <w:sz w:val="21"/>
+                <w:szCs w:val="21"/>
+                <w:lang w:val="en-US" w:eastAsia="zh-CN" w:bidi="ar"/>
+              </w:rPr>
+              <w:t>性</w:t>
+            </w:r>
+            <w:r>
+              <w:rPr>
+                <w:rFonts w:hint="default" w:ascii="Times New Roman" w:hAnsi="Times New Roman" w:eastAsia="微软雅黑" w:cs="Times New Roman"/>
+                <w:color w:val="auto"/>
+                <w:kern w:val="0"/>
+                <w:sz w:val="21"/>
+                <w:szCs w:val="21"/>
+                <w:lang w:val="en-US" w:eastAsia="zh-CN" w:bidi="ar-SA"/>
+              </w:rPr>
+              <w:t>{% endif %}</w:t>
             </w:r>
           </w:p>
         </w:tc>
